--- a/docs/developpement/phases/word/PHASE_49_AUDITS_DU_2026_10_05_CLAUDE_PUIS_CODEX_ET_CORRECTIONS.docx
+++ b/docs/developpement/phases/word/PHASE_49_AUDITS_DU_2026_10_05_CLAUDE_PUIS_CODEX_ET_CORRECTIONS.docx
@@ -20,7 +20,7 @@
       <w:r>
         <w:t xml:space="preserve">FlaiX Expert · dossier de développement · généré le 2026-10-19 depuis le dépôt </w:t>
       </w:r>
-      <w:hyperlink w:history="1" r:id="rId9ifwx7fhzlxqptyt6iz-y">
+      <w:hyperlink w:history="1" r:id="rId5sttyme5ggunkjarblosa">
         <w:r>
           <w:rPr>
             <w:rStyle w:val="Hyperlink"/>
@@ -362,7 +362,7 @@
           <w:numId w:val="2"/>
         </w:numPr>
       </w:pPr>
-      <w:hyperlink w:history="1" r:id="rIdsxrfnaw-f4urccck7ftgv">
+      <w:hyperlink w:history="1" r:id="rIddiwnlceuu8eoya33eabzg">
         <w:r>
           <w:rPr>
             <w:rStyle w:val="Hyperlink"/>
@@ -382,7 +382,7 @@
           <w:numId w:val="2"/>
         </w:numPr>
       </w:pPr>
-      <w:hyperlink w:history="1" r:id="rId5z4ium_3jw9zs7ypkb9bm">
+      <w:hyperlink w:history="1" r:id="rIdf1c8qjrvsokntl7aef41q">
         <w:r>
           <w:rPr>
             <w:rStyle w:val="Hyperlink"/>
@@ -402,7 +402,7 @@
           <w:numId w:val="2"/>
         </w:numPr>
       </w:pPr>
-      <w:hyperlink w:history="1" r:id="rIdt8yjwbr87x5kxiub5gnde">
+      <w:hyperlink w:history="1" r:id="rIdnm8ezcavk62xblh5cxmen">
         <w:r>
           <w:rPr>
             <w:rStyle w:val="Hyperlink"/>
@@ -450,7 +450,7 @@
       <w:r>
         <w:t xml:space="preserve"> — créé — </w:t>
       </w:r>
-      <w:hyperlink w:history="1" r:id="rId_qe93qnov-rlu1zrbynmo">
+      <w:hyperlink w:history="1" r:id="rIdrm8iwwrejtcedzagddxrq">
         <w:r>
           <w:rPr>
             <w:rStyle w:val="Hyperlink"/>
@@ -479,7 +479,7 @@
       <w:r>
         <w:t xml:space="preserve"> — créé — </w:t>
       </w:r>
-      <w:hyperlink w:history="1" r:id="rIdarjbbhogsqt-hwujdvslk">
+      <w:hyperlink w:history="1" r:id="rIdfnmjmz1z-lv2nhf-7le7i">
         <w:r>
           <w:rPr>
             <w:rStyle w:val="Hyperlink"/>
@@ -516,7 +516,7 @@
       <w:r>
         <w:t xml:space="preserve"> — modifié — </w:t>
       </w:r>
-      <w:hyperlink w:history="1" r:id="rIdjputef2ojpupzrxatdkii">
+      <w:hyperlink w:history="1" r:id="rIdt2ewn57wa-owwq3gajjfm">
         <w:r>
           <w:rPr>
             <w:rStyle w:val="Hyperlink"/>
@@ -545,7 +545,7 @@
       <w:r>
         <w:t xml:space="preserve"> — modifié — </w:t>
       </w:r>
-      <w:hyperlink w:history="1" r:id="rIdjxl45hvv3osdbd-7d5fre">
+      <w:hyperlink w:history="1" r:id="rIdczn3dku8kc0aztxozzygj">
         <w:r>
           <w:rPr>
             <w:rStyle w:val="Hyperlink"/>
@@ -574,7 +574,7 @@
       <w:r>
         <w:t xml:space="preserve"> — modifié — </w:t>
       </w:r>
-      <w:hyperlink w:history="1" r:id="rIdomxvf4od9cz643a8u0jv6">
+      <w:hyperlink w:history="1" r:id="rIdo2hkpvps5k38lyyqzst9k">
         <w:r>
           <w:rPr>
             <w:rStyle w:val="Hyperlink"/>
@@ -603,7 +603,7 @@
       <w:r>
         <w:t xml:space="preserve"> — modifié — </w:t>
       </w:r>
-      <w:hyperlink w:history="1" r:id="rId9447kk3xenf2x9axxahrl">
+      <w:hyperlink w:history="1" r:id="rIdbqgpingqouju0otf3k2qp">
         <w:r>
           <w:rPr>
             <w:rStyle w:val="Hyperlink"/>
@@ -632,7 +632,7 @@
       <w:r>
         <w:t xml:space="preserve"> — modifié — </w:t>
       </w:r>
-      <w:hyperlink w:history="1" r:id="rIdsiwslvi5_xazp7cel-bj_">
+      <w:hyperlink w:history="1" r:id="rIdf9-rkgl0ancekr_uhnds3">
         <w:r>
           <w:rPr>
             <w:rStyle w:val="Hyperlink"/>
@@ -669,7 +669,7 @@
       <w:r>
         <w:t xml:space="preserve"> — modifié — </w:t>
       </w:r>
-      <w:hyperlink w:history="1" r:id="rIdyhlttixe9bdrcrordhaiq">
+      <w:hyperlink w:history="1" r:id="rIdz7tt43aouazfcaryp8cwt">
         <w:r>
           <w:rPr>
             <w:rStyle w:val="Hyperlink"/>
@@ -706,7 +706,7 @@
       <w:r>
         <w:t xml:space="preserve"> — modifié — </w:t>
       </w:r>
-      <w:hyperlink w:history="1" r:id="rId7pknzkaicpimhgkiw7f-r">
+      <w:hyperlink w:history="1" r:id="rIdumhjkpdz5_sj1b14vo45e">
         <w:r>
           <w:rPr>
             <w:rStyle w:val="Hyperlink"/>
@@ -735,7 +735,7 @@
       <w:r>
         <w:t xml:space="preserve"> — créé — </w:t>
       </w:r>
-      <w:hyperlink w:history="1" r:id="rIdhbhh1xae4waso7dnce3ia">
+      <w:hyperlink w:history="1" r:id="rIdgikgnab1jozpzkf9shr9b">
         <w:r>
           <w:rPr>
             <w:rStyle w:val="Hyperlink"/>
@@ -764,7 +764,7 @@
       <w:r>
         <w:t xml:space="preserve"> — modifié — </w:t>
       </w:r>
-      <w:hyperlink w:history="1" r:id="rIdofp_26mixgflsogveswcp">
+      <w:hyperlink w:history="1" r:id="rIdgxdrd5o3mv3xibachdka_">
         <w:r>
           <w:rPr>
             <w:rStyle w:val="Hyperlink"/>
@@ -793,7 +793,7 @@
       <w:r>
         <w:t xml:space="preserve"> — modifié — </w:t>
       </w:r>
-      <w:hyperlink w:history="1" r:id="rIdi8npq8et07ewkqzcihf78">
+      <w:hyperlink w:history="1" r:id="rIda0tn70qgoautkp9dzvk8o">
         <w:r>
           <w:rPr>
             <w:rStyle w:val="Hyperlink"/>
@@ -822,7 +822,7 @@
       <w:r>
         <w:t xml:space="preserve"> — modifié — </w:t>
       </w:r>
-      <w:hyperlink w:history="1" r:id="rId2s3oa8klv8xba-wpi8c-r">
+      <w:hyperlink w:history="1" r:id="rIdtxqp48oocmjn_jfdyf8ff">
         <w:r>
           <w:rPr>
             <w:rStyle w:val="Hyperlink"/>
@@ -851,7 +851,7 @@
       <w:r>
         <w:t xml:space="preserve"> — modifié — </w:t>
       </w:r>
-      <w:hyperlink w:history="1" r:id="rIdrwdwesgydz880eotsibs-">
+      <w:hyperlink w:history="1" r:id="rIdaoqjy0in30imiqcql_hdj">
         <w:r>
           <w:rPr>
             <w:rStyle w:val="Hyperlink"/>
@@ -880,7 +880,7 @@
       <w:r>
         <w:t xml:space="preserve"> — modifié — </w:t>
       </w:r>
-      <w:hyperlink w:history="1" r:id="rIdhpwlo36j757b-l4ymjsyl">
+      <w:hyperlink w:history="1" r:id="rIdwuqvqtlxnjimqk-v8rtvb">
         <w:r>
           <w:rPr>
             <w:rStyle w:val="Hyperlink"/>
@@ -909,7 +909,7 @@
       <w:r>
         <w:t xml:space="preserve"> — modifié — </w:t>
       </w:r>
-      <w:hyperlink w:history="1" r:id="rIdoc5ewamwyzoiqmdnwjjvb">
+      <w:hyperlink w:history="1" r:id="rIdlpy9yibsajkppv4hztzcn">
         <w:r>
           <w:rPr>
             <w:rStyle w:val="Hyperlink"/>
@@ -938,7 +938,7 @@
       <w:r>
         <w:t xml:space="preserve"> — modifié — </w:t>
       </w:r>
-      <w:hyperlink w:history="1" r:id="rIdjuk27_kpoezfh9afcnzje">
+      <w:hyperlink w:history="1" r:id="rIdpbdrp3de_haj3hy6demo2">
         <w:r>
           <w:rPr>
             <w:rStyle w:val="Hyperlink"/>
@@ -967,7 +967,7 @@
       <w:r>
         <w:t xml:space="preserve"> — modifié — </w:t>
       </w:r>
-      <w:hyperlink w:history="1" r:id="rIduntmptctj9wtsedsjjcfm">
+      <w:hyperlink w:history="1" r:id="rId0xdgbfjmhyba7lbt2sj8v">
         <w:r>
           <w:rPr>
             <w:rStyle w:val="Hyperlink"/>
@@ -996,7 +996,7 @@
       <w:r>
         <w:t xml:space="preserve"> — modifié — </w:t>
       </w:r>
-      <w:hyperlink w:history="1" r:id="rIdpkgyrwrxttq3hiaogumst">
+      <w:hyperlink w:history="1" r:id="rIdks0xuuiishgzo5kagypoo">
         <w:r>
           <w:rPr>
             <w:rStyle w:val="Hyperlink"/>
@@ -1025,7 +1025,7 @@
       <w:r>
         <w:t xml:space="preserve"> — modifié — </w:t>
       </w:r>
-      <w:hyperlink w:history="1" r:id="rId1tc0mdp_kvr1h8oxos-qv">
+      <w:hyperlink w:history="1" r:id="rIdxxyk13zugpkvq8lhxou6j">
         <w:r>
           <w:rPr>
             <w:rStyle w:val="Hyperlink"/>
@@ -1054,7 +1054,7 @@
       <w:r>
         <w:t xml:space="preserve"> — créé — </w:t>
       </w:r>
-      <w:hyperlink w:history="1" r:id="rIdh-7wov6y2ymz_sky6tyrq">
+      <w:hyperlink w:history="1" r:id="rIdvybqdj1tybxs4rrlzkfvz">
         <w:r>
           <w:rPr>
             <w:rStyle w:val="Hyperlink"/>
@@ -1091,7 +1091,7 @@
       <w:r>
         <w:t xml:space="preserve"> — créé — </w:t>
       </w:r>
-      <w:hyperlink w:history="1" r:id="rIdnnwtvvmypkjwi9z9h6ltp">
+      <w:hyperlink w:history="1" r:id="rId2tq2ftwyb-j9oelzdmecc">
         <w:r>
           <w:rPr>
             <w:rStyle w:val="Hyperlink"/>
@@ -1128,7 +1128,7 @@
       <w:r>
         <w:t xml:space="preserve"> — créé — </w:t>
       </w:r>
-      <w:hyperlink w:history="1" r:id="rIdcl5p2ocic3zezltxira1c">
+      <w:hyperlink w:history="1" r:id="rIdeegh-il5hummebbvk1xhp">
         <w:r>
           <w:rPr>
             <w:rStyle w:val="Hyperlink"/>
@@ -1157,7 +1157,7 @@
       <w:r>
         <w:t xml:space="preserve"> — créé — </w:t>
       </w:r>
-      <w:hyperlink w:history="1" r:id="rIdkbjg_yy8abpecerhmoiha">
+      <w:hyperlink w:history="1" r:id="rIds9lpekihwcxxx3gb87ab1">
         <w:r>
           <w:rPr>
             <w:rStyle w:val="Hyperlink"/>
@@ -1186,7 +1186,7 @@
       <w:r>
         <w:t xml:space="preserve"> — modifié — </w:t>
       </w:r>
-      <w:hyperlink w:history="1" r:id="rIdqcrwdf1px4oyi7rhdqdmg">
+      <w:hyperlink w:history="1" r:id="rId_ihewmzjwid7otayfn7vf">
         <w:r>
           <w:rPr>
             <w:rStyle w:val="Hyperlink"/>
@@ -1215,7 +1215,7 @@
       <w:r>
         <w:t xml:space="preserve"> — modifié — </w:t>
       </w:r>
-      <w:hyperlink w:history="1" r:id="rId5w3ok8jsq-98uzc38x5nk">
+      <w:hyperlink w:history="1" r:id="rIdtrnmquvagtkewwu4qdrc4">
         <w:r>
           <w:rPr>
             <w:rStyle w:val="Hyperlink"/>
@@ -1252,7 +1252,7 @@
       <w:r>
         <w:t xml:space="preserve"> — modifié — </w:t>
       </w:r>
-      <w:hyperlink w:history="1" r:id="rIduaos4jbcaws4wcgvub6lr">
+      <w:hyperlink w:history="1" r:id="rId1xkhx_jeu2mz6lagagpeh">
         <w:r>
           <w:rPr>
             <w:rStyle w:val="Hyperlink"/>

--- a/docs/developpement/phases/word/PHASE_49_AUDITS_DU_2026_10_05_CLAUDE_PUIS_CODEX_ET_CORRECTIONS.docx
+++ b/docs/developpement/phases/word/PHASE_49_AUDITS_DU_2026_10_05_CLAUDE_PUIS_CODEX_ET_CORRECTIONS.docx
@@ -20,7 +20,7 @@
       <w:r>
         <w:t xml:space="preserve">FlaiX Expert · dossier de développement · généré le 2026-10-19 depuis le dépôt </w:t>
       </w:r>
-      <w:hyperlink w:history="1" r:id="rId5sttyme5ggunkjarblosa">
+      <w:hyperlink w:history="1" r:id="rIdrqwc1fldzgi0hysnyqdg6">
         <w:r>
           <w:rPr>
             <w:rStyle w:val="Hyperlink"/>
@@ -362,7 +362,7 @@
           <w:numId w:val="2"/>
         </w:numPr>
       </w:pPr>
-      <w:hyperlink w:history="1" r:id="rIddiwnlceuu8eoya33eabzg">
+      <w:hyperlink w:history="1" r:id="rIdf6j09atvnsvwoaed-hb0-">
         <w:r>
           <w:rPr>
             <w:rStyle w:val="Hyperlink"/>
@@ -382,7 +382,7 @@
           <w:numId w:val="2"/>
         </w:numPr>
       </w:pPr>
-      <w:hyperlink w:history="1" r:id="rIdf1c8qjrvsokntl7aef41q">
+      <w:hyperlink w:history="1" r:id="rIdgzyklnucxr_-9nzgt84cu">
         <w:r>
           <w:rPr>
             <w:rStyle w:val="Hyperlink"/>
@@ -402,7 +402,7 @@
           <w:numId w:val="2"/>
         </w:numPr>
       </w:pPr>
-      <w:hyperlink w:history="1" r:id="rIdnm8ezcavk62xblh5cxmen">
+      <w:hyperlink w:history="1" r:id="rId2tlspnsjqwr4rh0tmziqp">
         <w:r>
           <w:rPr>
             <w:rStyle w:val="Hyperlink"/>
@@ -450,7 +450,7 @@
       <w:r>
         <w:t xml:space="preserve"> — créé — </w:t>
       </w:r>
-      <w:hyperlink w:history="1" r:id="rIdrm8iwwrejtcedzagddxrq">
+      <w:hyperlink w:history="1" r:id="rIdk8gmmdhbl83wkfm29b2qy">
         <w:r>
           <w:rPr>
             <w:rStyle w:val="Hyperlink"/>
@@ -479,7 +479,7 @@
       <w:r>
         <w:t xml:space="preserve"> — créé — </w:t>
       </w:r>
-      <w:hyperlink w:history="1" r:id="rIdfnmjmz1z-lv2nhf-7le7i">
+      <w:hyperlink w:history="1" r:id="rIdckn4p8ixfa-zdlsogzlb1">
         <w:r>
           <w:rPr>
             <w:rStyle w:val="Hyperlink"/>
@@ -516,7 +516,7 @@
       <w:r>
         <w:t xml:space="preserve"> — modifié — </w:t>
       </w:r>
-      <w:hyperlink w:history="1" r:id="rIdt2ewn57wa-owwq3gajjfm">
+      <w:hyperlink w:history="1" r:id="rIdu33scro_u0hi9zx_hm_d0">
         <w:r>
           <w:rPr>
             <w:rStyle w:val="Hyperlink"/>
@@ -545,7 +545,7 @@
       <w:r>
         <w:t xml:space="preserve"> — modifié — </w:t>
       </w:r>
-      <w:hyperlink w:history="1" r:id="rIdczn3dku8kc0aztxozzygj">
+      <w:hyperlink w:history="1" r:id="rIdct8x3dhboqhva5o5vdvyf">
         <w:r>
           <w:rPr>
             <w:rStyle w:val="Hyperlink"/>
@@ -574,7 +574,7 @@
       <w:r>
         <w:t xml:space="preserve"> — modifié — </w:t>
       </w:r>
-      <w:hyperlink w:history="1" r:id="rIdo2hkpvps5k38lyyqzst9k">
+      <w:hyperlink w:history="1" r:id="rId1nu_xdubkxj-6quc61i66">
         <w:r>
           <w:rPr>
             <w:rStyle w:val="Hyperlink"/>
@@ -603,7 +603,7 @@
       <w:r>
         <w:t xml:space="preserve"> — modifié — </w:t>
       </w:r>
-      <w:hyperlink w:history="1" r:id="rIdbqgpingqouju0otf3k2qp">
+      <w:hyperlink w:history="1" r:id="rIdylif3vnjqeqzzkik8skgw">
         <w:r>
           <w:rPr>
             <w:rStyle w:val="Hyperlink"/>
@@ -632,7 +632,7 @@
       <w:r>
         <w:t xml:space="preserve"> — modifié — </w:t>
       </w:r>
-      <w:hyperlink w:history="1" r:id="rIdf9-rkgl0ancekr_uhnds3">
+      <w:hyperlink w:history="1" r:id="rIdzk2em9ybbxqylnk-vgel-">
         <w:r>
           <w:rPr>
             <w:rStyle w:val="Hyperlink"/>
@@ -669,7 +669,7 @@
       <w:r>
         <w:t xml:space="preserve"> — modifié — </w:t>
       </w:r>
-      <w:hyperlink w:history="1" r:id="rIdz7tt43aouazfcaryp8cwt">
+      <w:hyperlink w:history="1" r:id="rIdbprhhrzlz3kctsgioqsmc">
         <w:r>
           <w:rPr>
             <w:rStyle w:val="Hyperlink"/>
@@ -706,7 +706,7 @@
       <w:r>
         <w:t xml:space="preserve"> — modifié — </w:t>
       </w:r>
-      <w:hyperlink w:history="1" r:id="rIdumhjkpdz5_sj1b14vo45e">
+      <w:hyperlink w:history="1" r:id="rIdvfkqvkvhbsok85a3s49r2">
         <w:r>
           <w:rPr>
             <w:rStyle w:val="Hyperlink"/>
@@ -735,7 +735,7 @@
       <w:r>
         <w:t xml:space="preserve"> — créé — </w:t>
       </w:r>
-      <w:hyperlink w:history="1" r:id="rIdgikgnab1jozpzkf9shr9b">
+      <w:hyperlink w:history="1" r:id="rId4s3ujk6slrgj_a-zwaqiz">
         <w:r>
           <w:rPr>
             <w:rStyle w:val="Hyperlink"/>
@@ -764,7 +764,7 @@
       <w:r>
         <w:t xml:space="preserve"> — modifié — </w:t>
       </w:r>
-      <w:hyperlink w:history="1" r:id="rIdgxdrd5o3mv3xibachdka_">
+      <w:hyperlink w:history="1" r:id="rId6wbhasbtd36k2g6psci1b">
         <w:r>
           <w:rPr>
             <w:rStyle w:val="Hyperlink"/>
@@ -793,7 +793,7 @@
       <w:r>
         <w:t xml:space="preserve"> — modifié — </w:t>
       </w:r>
-      <w:hyperlink w:history="1" r:id="rIda0tn70qgoautkp9dzvk8o">
+      <w:hyperlink w:history="1" r:id="rIdhabjcn5c5dr_dhuuynsky">
         <w:r>
           <w:rPr>
             <w:rStyle w:val="Hyperlink"/>
@@ -822,7 +822,7 @@
       <w:r>
         <w:t xml:space="preserve"> — modifié — </w:t>
       </w:r>
-      <w:hyperlink w:history="1" r:id="rIdtxqp48oocmjn_jfdyf8ff">
+      <w:hyperlink w:history="1" r:id="rIdkwpbl-7uwgbweszzcvwpo">
         <w:r>
           <w:rPr>
             <w:rStyle w:val="Hyperlink"/>
@@ -851,7 +851,7 @@
       <w:r>
         <w:t xml:space="preserve"> — modifié — </w:t>
       </w:r>
-      <w:hyperlink w:history="1" r:id="rIdaoqjy0in30imiqcql_hdj">
+      <w:hyperlink w:history="1" r:id="rIdi3qtgantswnty5a1ygfss">
         <w:r>
           <w:rPr>
             <w:rStyle w:val="Hyperlink"/>
@@ -880,7 +880,7 @@
       <w:r>
         <w:t xml:space="preserve"> — modifié — </w:t>
       </w:r>
-      <w:hyperlink w:history="1" r:id="rIdwuqvqtlxnjimqk-v8rtvb">
+      <w:hyperlink w:history="1" r:id="rIdcngpgualr0qm835yji8mx">
         <w:r>
           <w:rPr>
             <w:rStyle w:val="Hyperlink"/>
@@ -909,7 +909,7 @@
       <w:r>
         <w:t xml:space="preserve"> — modifié — </w:t>
       </w:r>
-      <w:hyperlink w:history="1" r:id="rIdlpy9yibsajkppv4hztzcn">
+      <w:hyperlink w:history="1" r:id="rIdrujdydq2wakwjio59ubzv">
         <w:r>
           <w:rPr>
             <w:rStyle w:val="Hyperlink"/>
@@ -938,7 +938,7 @@
       <w:r>
         <w:t xml:space="preserve"> — modifié — </w:t>
       </w:r>
-      <w:hyperlink w:history="1" r:id="rIdpbdrp3de_haj3hy6demo2">
+      <w:hyperlink w:history="1" r:id="rIdxdvuimg2fn1_k2qlsxm3e">
         <w:r>
           <w:rPr>
             <w:rStyle w:val="Hyperlink"/>
@@ -967,7 +967,7 @@
       <w:r>
         <w:t xml:space="preserve"> — modifié — </w:t>
       </w:r>
-      <w:hyperlink w:history="1" r:id="rId0xdgbfjmhyba7lbt2sj8v">
+      <w:hyperlink w:history="1" r:id="rId1hdskt2xjyvu65jhayslb">
         <w:r>
           <w:rPr>
             <w:rStyle w:val="Hyperlink"/>
@@ -996,7 +996,7 @@
       <w:r>
         <w:t xml:space="preserve"> — modifié — </w:t>
       </w:r>
-      <w:hyperlink w:history="1" r:id="rIdks0xuuiishgzo5kagypoo">
+      <w:hyperlink w:history="1" r:id="rId9msypaqezhkqi5xiqas7w">
         <w:r>
           <w:rPr>
             <w:rStyle w:val="Hyperlink"/>
@@ -1025,7 +1025,7 @@
       <w:r>
         <w:t xml:space="preserve"> — modifié — </w:t>
       </w:r>
-      <w:hyperlink w:history="1" r:id="rIdxxyk13zugpkvq8lhxou6j">
+      <w:hyperlink w:history="1" r:id="rIdqdeh3ddkf20sfh4uu_cut">
         <w:r>
           <w:rPr>
             <w:rStyle w:val="Hyperlink"/>
@@ -1054,7 +1054,7 @@
       <w:r>
         <w:t xml:space="preserve"> — créé — </w:t>
       </w:r>
-      <w:hyperlink w:history="1" r:id="rIdvybqdj1tybxs4rrlzkfvz">
+      <w:hyperlink w:history="1" r:id="rIdv9acg4fuexjfkpioro8rv">
         <w:r>
           <w:rPr>
             <w:rStyle w:val="Hyperlink"/>
@@ -1091,7 +1091,7 @@
       <w:r>
         <w:t xml:space="preserve"> — créé — </w:t>
       </w:r>
-      <w:hyperlink w:history="1" r:id="rId2tq2ftwyb-j9oelzdmecc">
+      <w:hyperlink w:history="1" r:id="rIdpewjmoxnl5tvafvmars0x">
         <w:r>
           <w:rPr>
             <w:rStyle w:val="Hyperlink"/>
@@ -1128,7 +1128,7 @@
       <w:r>
         <w:t xml:space="preserve"> — créé — </w:t>
       </w:r>
-      <w:hyperlink w:history="1" r:id="rIdeegh-il5hummebbvk1xhp">
+      <w:hyperlink w:history="1" r:id="rIdxfnwkpt96ppsuhozlpta_">
         <w:r>
           <w:rPr>
             <w:rStyle w:val="Hyperlink"/>
@@ -1157,7 +1157,7 @@
       <w:r>
         <w:t xml:space="preserve"> — créé — </w:t>
       </w:r>
-      <w:hyperlink w:history="1" r:id="rIds9lpekihwcxxx3gb87ab1">
+      <w:hyperlink w:history="1" r:id="rIdiblqw1t97rsgrms0fdyus">
         <w:r>
           <w:rPr>
             <w:rStyle w:val="Hyperlink"/>
@@ -1186,7 +1186,7 @@
       <w:r>
         <w:t xml:space="preserve"> — modifié — </w:t>
       </w:r>
-      <w:hyperlink w:history="1" r:id="rId_ihewmzjwid7otayfn7vf">
+      <w:hyperlink w:history="1" r:id="rIdnmhthbl-wazklx4hm8hud">
         <w:r>
           <w:rPr>
             <w:rStyle w:val="Hyperlink"/>
@@ -1215,7 +1215,7 @@
       <w:r>
         <w:t xml:space="preserve"> — modifié — </w:t>
       </w:r>
-      <w:hyperlink w:history="1" r:id="rIdtrnmquvagtkewwu4qdrc4">
+      <w:hyperlink w:history="1" r:id="rId5isw4r5tt79mbrr2c7lyq">
         <w:r>
           <w:rPr>
             <w:rStyle w:val="Hyperlink"/>
@@ -1252,7 +1252,7 @@
       <w:r>
         <w:t xml:space="preserve"> — modifié — </w:t>
       </w:r>
-      <w:hyperlink w:history="1" r:id="rId1xkhx_jeu2mz6lagagpeh">
+      <w:hyperlink w:history="1" r:id="rIdzdw4skakunifun6gefixx">
         <w:r>
           <w:rPr>
             <w:rStyle w:val="Hyperlink"/>

--- a/docs/developpement/phases/word/PHASE_49_AUDITS_DU_2026_10_05_CLAUDE_PUIS_CODEX_ET_CORRECTIONS.docx
+++ b/docs/developpement/phases/word/PHASE_49_AUDITS_DU_2026_10_05_CLAUDE_PUIS_CODEX_ET_CORRECTIONS.docx
@@ -20,7 +20,7 @@
       <w:r>
         <w:t xml:space="preserve">FlaiX Expert · dossier de développement · généré le 2026-10-19 depuis le dépôt </w:t>
       </w:r>
-      <w:hyperlink w:history="1" r:id="rIdrqwc1fldzgi0hysnyqdg6">
+      <w:hyperlink w:history="1" r:id="rIdy31m52afhdpga1zulkozt">
         <w:r>
           <w:rPr>
             <w:rStyle w:val="Hyperlink"/>
@@ -362,7 +362,7 @@
           <w:numId w:val="2"/>
         </w:numPr>
       </w:pPr>
-      <w:hyperlink w:history="1" r:id="rIdf6j09atvnsvwoaed-hb0-">
+      <w:hyperlink w:history="1" r:id="rIdim8pc4etoulcaquqyravl">
         <w:r>
           <w:rPr>
             <w:rStyle w:val="Hyperlink"/>
@@ -382,7 +382,7 @@
           <w:numId w:val="2"/>
         </w:numPr>
       </w:pPr>
-      <w:hyperlink w:history="1" r:id="rIdgzyklnucxr_-9nzgt84cu">
+      <w:hyperlink w:history="1" r:id="rIdy5yq801ng9agzeqe7pioc">
         <w:r>
           <w:rPr>
             <w:rStyle w:val="Hyperlink"/>
@@ -402,7 +402,7 @@
           <w:numId w:val="2"/>
         </w:numPr>
       </w:pPr>
-      <w:hyperlink w:history="1" r:id="rId2tlspnsjqwr4rh0tmziqp">
+      <w:hyperlink w:history="1" r:id="rIdzhvkawjxxhor1drqulgzu">
         <w:r>
           <w:rPr>
             <w:rStyle w:val="Hyperlink"/>
@@ -450,7 +450,7 @@
       <w:r>
         <w:t xml:space="preserve"> — créé — </w:t>
       </w:r>
-      <w:hyperlink w:history="1" r:id="rIdk8gmmdhbl83wkfm29b2qy">
+      <w:hyperlink w:history="1" r:id="rIdflxqiowc9gui3z9g1q3id">
         <w:r>
           <w:rPr>
             <w:rStyle w:val="Hyperlink"/>
@@ -479,7 +479,7 @@
       <w:r>
         <w:t xml:space="preserve"> — créé — </w:t>
       </w:r>
-      <w:hyperlink w:history="1" r:id="rIdckn4p8ixfa-zdlsogzlb1">
+      <w:hyperlink w:history="1" r:id="rIdmgx8d7uyq4iaoankufkit">
         <w:r>
           <w:rPr>
             <w:rStyle w:val="Hyperlink"/>
@@ -516,7 +516,7 @@
       <w:r>
         <w:t xml:space="preserve"> — modifié — </w:t>
       </w:r>
-      <w:hyperlink w:history="1" r:id="rIdu33scro_u0hi9zx_hm_d0">
+      <w:hyperlink w:history="1" r:id="rIdx449kz4pecowpxm42z7bs">
         <w:r>
           <w:rPr>
             <w:rStyle w:val="Hyperlink"/>
@@ -545,7 +545,7 @@
       <w:r>
         <w:t xml:space="preserve"> — modifié — </w:t>
       </w:r>
-      <w:hyperlink w:history="1" r:id="rIdct8x3dhboqhva5o5vdvyf">
+      <w:hyperlink w:history="1" r:id="rIdh16atswww8ciwaxswb72b">
         <w:r>
           <w:rPr>
             <w:rStyle w:val="Hyperlink"/>
@@ -574,7 +574,7 @@
       <w:r>
         <w:t xml:space="preserve"> — modifié — </w:t>
       </w:r>
-      <w:hyperlink w:history="1" r:id="rId1nu_xdubkxj-6quc61i66">
+      <w:hyperlink w:history="1" r:id="rIdmkkvsj3e0evirssnqm-rn">
         <w:r>
           <w:rPr>
             <w:rStyle w:val="Hyperlink"/>
@@ -603,7 +603,7 @@
       <w:r>
         <w:t xml:space="preserve"> — modifié — </w:t>
       </w:r>
-      <w:hyperlink w:history="1" r:id="rIdylif3vnjqeqzzkik8skgw">
+      <w:hyperlink w:history="1" r:id="rIdgjr0cuxaejzjiw2xdgvs2">
         <w:r>
           <w:rPr>
             <w:rStyle w:val="Hyperlink"/>
@@ -632,7 +632,7 @@
       <w:r>
         <w:t xml:space="preserve"> — modifié — </w:t>
       </w:r>
-      <w:hyperlink w:history="1" r:id="rIdzk2em9ybbxqylnk-vgel-">
+      <w:hyperlink w:history="1" r:id="rIdzwd7v_isiyzip61zvqrrs">
         <w:r>
           <w:rPr>
             <w:rStyle w:val="Hyperlink"/>
@@ -669,7 +669,7 @@
       <w:r>
         <w:t xml:space="preserve"> — modifié — </w:t>
       </w:r>
-      <w:hyperlink w:history="1" r:id="rIdbprhhrzlz3kctsgioqsmc">
+      <w:hyperlink w:history="1" r:id="rId40ihbze2jodoouowzl1re">
         <w:r>
           <w:rPr>
             <w:rStyle w:val="Hyperlink"/>
@@ -706,7 +706,7 @@
       <w:r>
         <w:t xml:space="preserve"> — modifié — </w:t>
       </w:r>
-      <w:hyperlink w:history="1" r:id="rIdvfkqvkvhbsok85a3s49r2">
+      <w:hyperlink w:history="1" r:id="rIdowpxkkp0xa2h9zjwzzdwx">
         <w:r>
           <w:rPr>
             <w:rStyle w:val="Hyperlink"/>
@@ -735,7 +735,7 @@
       <w:r>
         <w:t xml:space="preserve"> — créé — </w:t>
       </w:r>
-      <w:hyperlink w:history="1" r:id="rId4s3ujk6slrgj_a-zwaqiz">
+      <w:hyperlink w:history="1" r:id="rIdeyaq1uryfnkbq5skzyezq">
         <w:r>
           <w:rPr>
             <w:rStyle w:val="Hyperlink"/>
@@ -764,7 +764,7 @@
       <w:r>
         <w:t xml:space="preserve"> — modifié — </w:t>
       </w:r>
-      <w:hyperlink w:history="1" r:id="rId6wbhasbtd36k2g6psci1b">
+      <w:hyperlink w:history="1" r:id="rIdy3-9_qpwbwhtuze9eoa8f">
         <w:r>
           <w:rPr>
             <w:rStyle w:val="Hyperlink"/>
@@ -793,7 +793,7 @@
       <w:r>
         <w:t xml:space="preserve"> — modifié — </w:t>
       </w:r>
-      <w:hyperlink w:history="1" r:id="rIdhabjcn5c5dr_dhuuynsky">
+      <w:hyperlink w:history="1" r:id="rIdaeulug7r4qzfpg-vukclz">
         <w:r>
           <w:rPr>
             <w:rStyle w:val="Hyperlink"/>
@@ -822,7 +822,7 @@
       <w:r>
         <w:t xml:space="preserve"> — modifié — </w:t>
       </w:r>
-      <w:hyperlink w:history="1" r:id="rIdkwpbl-7uwgbweszzcvwpo">
+      <w:hyperlink w:history="1" r:id="rIdmgvpoblhgklewggkdznsi">
         <w:r>
           <w:rPr>
             <w:rStyle w:val="Hyperlink"/>
@@ -851,7 +851,7 @@
       <w:r>
         <w:t xml:space="preserve"> — modifié — </w:t>
       </w:r>
-      <w:hyperlink w:history="1" r:id="rIdi3qtgantswnty5a1ygfss">
+      <w:hyperlink w:history="1" r:id="rIdn7pp9pp59hgltf100zp5e">
         <w:r>
           <w:rPr>
             <w:rStyle w:val="Hyperlink"/>
@@ -880,7 +880,7 @@
       <w:r>
         <w:t xml:space="preserve"> — modifié — </w:t>
       </w:r>
-      <w:hyperlink w:history="1" r:id="rIdcngpgualr0qm835yji8mx">
+      <w:hyperlink w:history="1" r:id="rIdpukvft0rmrehj5kq_j13b">
         <w:r>
           <w:rPr>
             <w:rStyle w:val="Hyperlink"/>
@@ -909,7 +909,7 @@
       <w:r>
         <w:t xml:space="preserve"> — modifié — </w:t>
       </w:r>
-      <w:hyperlink w:history="1" r:id="rIdrujdydq2wakwjio59ubzv">
+      <w:hyperlink w:history="1" r:id="rIdenx_u2td85x4zvymd1t21">
         <w:r>
           <w:rPr>
             <w:rStyle w:val="Hyperlink"/>
@@ -938,7 +938,7 @@
       <w:r>
         <w:t xml:space="preserve"> — modifié — </w:t>
       </w:r>
-      <w:hyperlink w:history="1" r:id="rIdxdvuimg2fn1_k2qlsxm3e">
+      <w:hyperlink w:history="1" r:id="rIdf6p9mwqla8lbub1hlwijb">
         <w:r>
           <w:rPr>
             <w:rStyle w:val="Hyperlink"/>
@@ -967,7 +967,7 @@
       <w:r>
         <w:t xml:space="preserve"> — modifié — </w:t>
       </w:r>
-      <w:hyperlink w:history="1" r:id="rId1hdskt2xjyvu65jhayslb">
+      <w:hyperlink w:history="1" r:id="rIdnru7gqjarcoldpquzhhuh">
         <w:r>
           <w:rPr>
             <w:rStyle w:val="Hyperlink"/>
@@ -996,7 +996,7 @@
       <w:r>
         <w:t xml:space="preserve"> — modifié — </w:t>
       </w:r>
-      <w:hyperlink w:history="1" r:id="rId9msypaqezhkqi5xiqas7w">
+      <w:hyperlink w:history="1" r:id="rIdsbrwgdkfnivc0pytimehi">
         <w:r>
           <w:rPr>
             <w:rStyle w:val="Hyperlink"/>
@@ -1025,7 +1025,7 @@
       <w:r>
         <w:t xml:space="preserve"> — modifié — </w:t>
       </w:r>
-      <w:hyperlink w:history="1" r:id="rIdqdeh3ddkf20sfh4uu_cut">
+      <w:hyperlink w:history="1" r:id="rIdzxmavyn-7uqzpnxqb7w89">
         <w:r>
           <w:rPr>
             <w:rStyle w:val="Hyperlink"/>
@@ -1054,7 +1054,7 @@
       <w:r>
         <w:t xml:space="preserve"> — créé — </w:t>
       </w:r>
-      <w:hyperlink w:history="1" r:id="rIdv9acg4fuexjfkpioro8rv">
+      <w:hyperlink w:history="1" r:id="rIdldxnfhi6efccteh8zetv4">
         <w:r>
           <w:rPr>
             <w:rStyle w:val="Hyperlink"/>
@@ -1091,7 +1091,7 @@
       <w:r>
         <w:t xml:space="preserve"> — créé — </w:t>
       </w:r>
-      <w:hyperlink w:history="1" r:id="rIdpewjmoxnl5tvafvmars0x">
+      <w:hyperlink w:history="1" r:id="rIds57tlobiwqic3c5kjagjc">
         <w:r>
           <w:rPr>
             <w:rStyle w:val="Hyperlink"/>
@@ -1128,7 +1128,7 @@
       <w:r>
         <w:t xml:space="preserve"> — créé — </w:t>
       </w:r>
-      <w:hyperlink w:history="1" r:id="rIdxfnwkpt96ppsuhozlpta_">
+      <w:hyperlink w:history="1" r:id="rIdiw0f0a2_7bsmiua1ax5qw">
         <w:r>
           <w:rPr>
             <w:rStyle w:val="Hyperlink"/>
@@ -1157,7 +1157,7 @@
       <w:r>
         <w:t xml:space="preserve"> — créé — </w:t>
       </w:r>
-      <w:hyperlink w:history="1" r:id="rIdiblqw1t97rsgrms0fdyus">
+      <w:hyperlink w:history="1" r:id="rId9pirk8fqnjew35l_-rtn7">
         <w:r>
           <w:rPr>
             <w:rStyle w:val="Hyperlink"/>
@@ -1186,7 +1186,7 @@
       <w:r>
         <w:t xml:space="preserve"> — modifié — </w:t>
       </w:r>
-      <w:hyperlink w:history="1" r:id="rIdnmhthbl-wazklx4hm8hud">
+      <w:hyperlink w:history="1" r:id="rId087f9fqhs0pj9mahs59q-">
         <w:r>
           <w:rPr>
             <w:rStyle w:val="Hyperlink"/>
@@ -1215,7 +1215,7 @@
       <w:r>
         <w:t xml:space="preserve"> — modifié — </w:t>
       </w:r>
-      <w:hyperlink w:history="1" r:id="rId5isw4r5tt79mbrr2c7lyq">
+      <w:hyperlink w:history="1" r:id="rIdr0ulo2hnoqxraaoleotxx">
         <w:r>
           <w:rPr>
             <w:rStyle w:val="Hyperlink"/>
@@ -1252,7 +1252,7 @@
       <w:r>
         <w:t xml:space="preserve"> — modifié — </w:t>
       </w:r>
-      <w:hyperlink w:history="1" r:id="rIdzdw4skakunifun6gefixx">
+      <w:hyperlink w:history="1" r:id="rIdnsxwm8cqwjht7xv_tzmif">
         <w:r>
           <w:rPr>
             <w:rStyle w:val="Hyperlink"/>

--- a/docs/developpement/phases/word/PHASE_49_AUDITS_DU_2026_10_05_CLAUDE_PUIS_CODEX_ET_CORRECTIONS.docx
+++ b/docs/developpement/phases/word/PHASE_49_AUDITS_DU_2026_10_05_CLAUDE_PUIS_CODEX_ET_CORRECTIONS.docx
@@ -20,7 +20,7 @@
       <w:r>
         <w:t xml:space="preserve">FlaiX Expert · dossier de développement · généré le 2026-10-19 depuis le dépôt </w:t>
       </w:r>
-      <w:hyperlink w:history="1" r:id="rIdy31m52afhdpga1zulkozt">
+      <w:hyperlink w:history="1" r:id="rIdzhe-gj9tkyczcrcjthkkx">
         <w:r>
           <w:rPr>
             <w:rStyle w:val="Hyperlink"/>
@@ -362,7 +362,7 @@
           <w:numId w:val="2"/>
         </w:numPr>
       </w:pPr>
-      <w:hyperlink w:history="1" r:id="rIdim8pc4etoulcaquqyravl">
+      <w:hyperlink w:history="1" r:id="rIdychkrrmawyonqe9sp1rr8">
         <w:r>
           <w:rPr>
             <w:rStyle w:val="Hyperlink"/>
@@ -382,7 +382,7 @@
           <w:numId w:val="2"/>
         </w:numPr>
       </w:pPr>
-      <w:hyperlink w:history="1" r:id="rIdy5yq801ng9agzeqe7pioc">
+      <w:hyperlink w:history="1" r:id="rId7hgo5nrp9cn0_kqdyiyic">
         <w:r>
           <w:rPr>
             <w:rStyle w:val="Hyperlink"/>
@@ -402,7 +402,7 @@
           <w:numId w:val="2"/>
         </w:numPr>
       </w:pPr>
-      <w:hyperlink w:history="1" r:id="rIdzhvkawjxxhor1drqulgzu">
+      <w:hyperlink w:history="1" r:id="rIdguxil1wkqubeie2tszwij">
         <w:r>
           <w:rPr>
             <w:rStyle w:val="Hyperlink"/>
@@ -450,7 +450,7 @@
       <w:r>
         <w:t xml:space="preserve"> — créé — </w:t>
       </w:r>
-      <w:hyperlink w:history="1" r:id="rIdflxqiowc9gui3z9g1q3id">
+      <w:hyperlink w:history="1" r:id="rIdlifkkoe1dwmatkiium5rr">
         <w:r>
           <w:rPr>
             <w:rStyle w:val="Hyperlink"/>
@@ -479,7 +479,7 @@
       <w:r>
         <w:t xml:space="preserve"> — créé — </w:t>
       </w:r>
-      <w:hyperlink w:history="1" r:id="rIdmgx8d7uyq4iaoankufkit">
+      <w:hyperlink w:history="1" r:id="rId_ocy-kmvums61lte1wbg2">
         <w:r>
           <w:rPr>
             <w:rStyle w:val="Hyperlink"/>
@@ -516,7 +516,7 @@
       <w:r>
         <w:t xml:space="preserve"> — modifié — </w:t>
       </w:r>
-      <w:hyperlink w:history="1" r:id="rIdx449kz4pecowpxm42z7bs">
+      <w:hyperlink w:history="1" r:id="rIdv3un9wr64iiyvdxm-doaj">
         <w:r>
           <w:rPr>
             <w:rStyle w:val="Hyperlink"/>
@@ -545,7 +545,7 @@
       <w:r>
         <w:t xml:space="preserve"> — modifié — </w:t>
       </w:r>
-      <w:hyperlink w:history="1" r:id="rIdh16atswww8ciwaxswb72b">
+      <w:hyperlink w:history="1" r:id="rIdjdlgpsvk6u5fuzwyr42f8">
         <w:r>
           <w:rPr>
             <w:rStyle w:val="Hyperlink"/>
@@ -574,7 +574,7 @@
       <w:r>
         <w:t xml:space="preserve"> — modifié — </w:t>
       </w:r>
-      <w:hyperlink w:history="1" r:id="rIdmkkvsj3e0evirssnqm-rn">
+      <w:hyperlink w:history="1" r:id="rIdo5-jg2y2tvevcf8l9ynic">
         <w:r>
           <w:rPr>
             <w:rStyle w:val="Hyperlink"/>
@@ -603,7 +603,7 @@
       <w:r>
         <w:t xml:space="preserve"> — modifié — </w:t>
       </w:r>
-      <w:hyperlink w:history="1" r:id="rIdgjr0cuxaejzjiw2xdgvs2">
+      <w:hyperlink w:history="1" r:id="rIdcichzo5qw7p-tebp0fqxt">
         <w:r>
           <w:rPr>
             <w:rStyle w:val="Hyperlink"/>
@@ -632,7 +632,7 @@
       <w:r>
         <w:t xml:space="preserve"> — modifié — </w:t>
       </w:r>
-      <w:hyperlink w:history="1" r:id="rIdzwd7v_isiyzip61zvqrrs">
+      <w:hyperlink w:history="1" r:id="rIdl2qxhzkg4bmayyzirhfxd">
         <w:r>
           <w:rPr>
             <w:rStyle w:val="Hyperlink"/>
@@ -669,7 +669,7 @@
       <w:r>
         <w:t xml:space="preserve"> — modifié — </w:t>
       </w:r>
-      <w:hyperlink w:history="1" r:id="rId40ihbze2jodoouowzl1re">
+      <w:hyperlink w:history="1" r:id="rIdehq77cwozffwca-zqbwbs">
         <w:r>
           <w:rPr>
             <w:rStyle w:val="Hyperlink"/>
@@ -706,7 +706,7 @@
       <w:r>
         <w:t xml:space="preserve"> — modifié — </w:t>
       </w:r>
-      <w:hyperlink w:history="1" r:id="rIdowpxkkp0xa2h9zjwzzdwx">
+      <w:hyperlink w:history="1" r:id="rIdqwixsqpu3vbca6m8nrwvx">
         <w:r>
           <w:rPr>
             <w:rStyle w:val="Hyperlink"/>
@@ -735,7 +735,7 @@
       <w:r>
         <w:t xml:space="preserve"> — créé — </w:t>
       </w:r>
-      <w:hyperlink w:history="1" r:id="rIdeyaq1uryfnkbq5skzyezq">
+      <w:hyperlink w:history="1" r:id="rIdritkp0f4vq497hliymwf_">
         <w:r>
           <w:rPr>
             <w:rStyle w:val="Hyperlink"/>
@@ -764,7 +764,7 @@
       <w:r>
         <w:t xml:space="preserve"> — modifié — </w:t>
       </w:r>
-      <w:hyperlink w:history="1" r:id="rIdy3-9_qpwbwhtuze9eoa8f">
+      <w:hyperlink w:history="1" r:id="rIdcpsbyljb3lqukofaahs3s">
         <w:r>
           <w:rPr>
             <w:rStyle w:val="Hyperlink"/>
@@ -793,7 +793,7 @@
       <w:r>
         <w:t xml:space="preserve"> — modifié — </w:t>
       </w:r>
-      <w:hyperlink w:history="1" r:id="rIdaeulug7r4qzfpg-vukclz">
+      <w:hyperlink w:history="1" r:id="rIdnc9m-yhcupgpviwhggc9b">
         <w:r>
           <w:rPr>
             <w:rStyle w:val="Hyperlink"/>
@@ -822,7 +822,7 @@
       <w:r>
         <w:t xml:space="preserve"> — modifié — </w:t>
       </w:r>
-      <w:hyperlink w:history="1" r:id="rIdmgvpoblhgklewggkdznsi">
+      <w:hyperlink w:history="1" r:id="rIdorlxfbjwkfjjgzcnuka2b">
         <w:r>
           <w:rPr>
             <w:rStyle w:val="Hyperlink"/>
@@ -851,7 +851,7 @@
       <w:r>
         <w:t xml:space="preserve"> — modifié — </w:t>
       </w:r>
-      <w:hyperlink w:history="1" r:id="rIdn7pp9pp59hgltf100zp5e">
+      <w:hyperlink w:history="1" r:id="rIdcg9atrqtiammkx5gk_dep">
         <w:r>
           <w:rPr>
             <w:rStyle w:val="Hyperlink"/>
@@ -880,7 +880,7 @@
       <w:r>
         <w:t xml:space="preserve"> — modifié — </w:t>
       </w:r>
-      <w:hyperlink w:history="1" r:id="rIdpukvft0rmrehj5kq_j13b">
+      <w:hyperlink w:history="1" r:id="rIdgbdu1q7djg5c4satf79c3">
         <w:r>
           <w:rPr>
             <w:rStyle w:val="Hyperlink"/>
@@ -909,7 +909,7 @@
       <w:r>
         <w:t xml:space="preserve"> — modifié — </w:t>
       </w:r>
-      <w:hyperlink w:history="1" r:id="rIdenx_u2td85x4zvymd1t21">
+      <w:hyperlink w:history="1" r:id="rIdib0macajv-7lnzqv4klpo">
         <w:r>
           <w:rPr>
             <w:rStyle w:val="Hyperlink"/>
@@ -938,7 +938,7 @@
       <w:r>
         <w:t xml:space="preserve"> — modifié — </w:t>
       </w:r>
-      <w:hyperlink w:history="1" r:id="rIdf6p9mwqla8lbub1hlwijb">
+      <w:hyperlink w:history="1" r:id="rIdibuipcaho8rxq4d3wl1h-">
         <w:r>
           <w:rPr>
             <w:rStyle w:val="Hyperlink"/>
@@ -967,7 +967,7 @@
       <w:r>
         <w:t xml:space="preserve"> — modifié — </w:t>
       </w:r>
-      <w:hyperlink w:history="1" r:id="rIdnru7gqjarcoldpquzhhuh">
+      <w:hyperlink w:history="1" r:id="rIdsxf2o3q2eao9gd6br4pkh">
         <w:r>
           <w:rPr>
             <w:rStyle w:val="Hyperlink"/>
@@ -996,7 +996,7 @@
       <w:r>
         <w:t xml:space="preserve"> — modifié — </w:t>
       </w:r>
-      <w:hyperlink w:history="1" r:id="rIdsbrwgdkfnivc0pytimehi">
+      <w:hyperlink w:history="1" r:id="rIdux7gzn-4gtjbcnjff-wmp">
         <w:r>
           <w:rPr>
             <w:rStyle w:val="Hyperlink"/>
@@ -1025,7 +1025,7 @@
       <w:r>
         <w:t xml:space="preserve"> — modifié — </w:t>
       </w:r>
-      <w:hyperlink w:history="1" r:id="rIdzxmavyn-7uqzpnxqb7w89">
+      <w:hyperlink w:history="1" r:id="rIdqr41wiplgjxjuxpiqtcsz">
         <w:r>
           <w:rPr>
             <w:rStyle w:val="Hyperlink"/>
@@ -1054,7 +1054,7 @@
       <w:r>
         <w:t xml:space="preserve"> — créé — </w:t>
       </w:r>
-      <w:hyperlink w:history="1" r:id="rIdldxnfhi6efccteh8zetv4">
+      <w:hyperlink w:history="1" r:id="rIdzq4z5e8ydj7gote84u0t2">
         <w:r>
           <w:rPr>
             <w:rStyle w:val="Hyperlink"/>
@@ -1091,7 +1091,7 @@
       <w:r>
         <w:t xml:space="preserve"> — créé — </w:t>
       </w:r>
-      <w:hyperlink w:history="1" r:id="rIds57tlobiwqic3c5kjagjc">
+      <w:hyperlink w:history="1" r:id="rIduvptmphuuhfb8hkwqqgdm">
         <w:r>
           <w:rPr>
             <w:rStyle w:val="Hyperlink"/>
@@ -1128,7 +1128,7 @@
       <w:r>
         <w:t xml:space="preserve"> — créé — </w:t>
       </w:r>
-      <w:hyperlink w:history="1" r:id="rIdiw0f0a2_7bsmiua1ax5qw">
+      <w:hyperlink w:history="1" r:id="rIdltbjigy0d1csfjbafxqpl">
         <w:r>
           <w:rPr>
             <w:rStyle w:val="Hyperlink"/>
@@ -1157,7 +1157,7 @@
       <w:r>
         <w:t xml:space="preserve"> — créé — </w:t>
       </w:r>
-      <w:hyperlink w:history="1" r:id="rId9pirk8fqnjew35l_-rtn7">
+      <w:hyperlink w:history="1" r:id="rId5q684lbmbgihrfm6dlxwg">
         <w:r>
           <w:rPr>
             <w:rStyle w:val="Hyperlink"/>
@@ -1186,7 +1186,7 @@
       <w:r>
         <w:t xml:space="preserve"> — modifié — </w:t>
       </w:r>
-      <w:hyperlink w:history="1" r:id="rId087f9fqhs0pj9mahs59q-">
+      <w:hyperlink w:history="1" r:id="rIdt5qvin9k-ifdqtqc8fvsn">
         <w:r>
           <w:rPr>
             <w:rStyle w:val="Hyperlink"/>
@@ -1215,7 +1215,7 @@
       <w:r>
         <w:t xml:space="preserve"> — modifié — </w:t>
       </w:r>
-      <w:hyperlink w:history="1" r:id="rIdr0ulo2hnoqxraaoleotxx">
+      <w:hyperlink w:history="1" r:id="rId0n4z7blrxljdyx_2xtkcs">
         <w:r>
           <w:rPr>
             <w:rStyle w:val="Hyperlink"/>
@@ -1252,7 +1252,7 @@
       <w:r>
         <w:t xml:space="preserve"> — modifié — </w:t>
       </w:r>
-      <w:hyperlink w:history="1" r:id="rIdnsxwm8cqwjht7xv_tzmif">
+      <w:hyperlink w:history="1" r:id="rIdh-aga9sm6ib64uzy1amu8">
         <w:r>
           <w:rPr>
             <w:rStyle w:val="Hyperlink"/>

--- a/docs/developpement/phases/word/PHASE_49_AUDITS_DU_2026_10_05_CLAUDE_PUIS_CODEX_ET_CORRECTIONS.docx
+++ b/docs/developpement/phases/word/PHASE_49_AUDITS_DU_2026_10_05_CLAUDE_PUIS_CODEX_ET_CORRECTIONS.docx
@@ -18,9 +18,9 @@
         <w:shd w:fill="F6F3FF" w:color="auto" w:val="clear"/>
       </w:pPr>
       <w:r>
-        <w:t xml:space="preserve">FlaiX Expert · dossier de développement · généré le 2026-10-19 depuis le dépôt </w:t>
-      </w:r>
-      <w:hyperlink w:history="1" r:id="rIdzhe-gj9tkyczcrcjthkkx">
+        <w:t xml:space="preserve">FlaiX Expert · dossier de développement · généré le 2026-10-21 depuis le dépôt </w:t>
+      </w:r>
+      <w:hyperlink w:history="1" r:id="rIdfndfx0snls2ex3a1v9jak">
         <w:r>
           <w:rPr>
             <w:rStyle w:val="Hyperlink"/>
@@ -362,7 +362,7 @@
           <w:numId w:val="2"/>
         </w:numPr>
       </w:pPr>
-      <w:hyperlink w:history="1" r:id="rIdychkrrmawyonqe9sp1rr8">
+      <w:hyperlink w:history="1" r:id="rIdmbs8ttpp5vdyhnx8pvwum">
         <w:r>
           <w:rPr>
             <w:rStyle w:val="Hyperlink"/>
@@ -382,7 +382,7 @@
           <w:numId w:val="2"/>
         </w:numPr>
       </w:pPr>
-      <w:hyperlink w:history="1" r:id="rId7hgo5nrp9cn0_kqdyiyic">
+      <w:hyperlink w:history="1" r:id="rIdmwqpbykzb5atedq53vsx8">
         <w:r>
           <w:rPr>
             <w:rStyle w:val="Hyperlink"/>
@@ -402,7 +402,7 @@
           <w:numId w:val="2"/>
         </w:numPr>
       </w:pPr>
-      <w:hyperlink w:history="1" r:id="rIdguxil1wkqubeie2tszwij">
+      <w:hyperlink w:history="1" r:id="rIdgsfhy_zdf9g0icpwxmexa">
         <w:r>
           <w:rPr>
             <w:rStyle w:val="Hyperlink"/>
@@ -450,7 +450,7 @@
       <w:r>
         <w:t xml:space="preserve"> — créé — </w:t>
       </w:r>
-      <w:hyperlink w:history="1" r:id="rIdlifkkoe1dwmatkiium5rr">
+      <w:hyperlink w:history="1" r:id="rIdtt6_y4gf3yjap9oh_4oil">
         <w:r>
           <w:rPr>
             <w:rStyle w:val="Hyperlink"/>
@@ -479,7 +479,7 @@
       <w:r>
         <w:t xml:space="preserve"> — créé — </w:t>
       </w:r>
-      <w:hyperlink w:history="1" r:id="rId_ocy-kmvums61lte1wbg2">
+      <w:hyperlink w:history="1" r:id="rIdtkultxwzvlhiv_klvd_2o">
         <w:r>
           <w:rPr>
             <w:rStyle w:val="Hyperlink"/>
@@ -516,7 +516,7 @@
       <w:r>
         <w:t xml:space="preserve"> — modifié — </w:t>
       </w:r>
-      <w:hyperlink w:history="1" r:id="rIdv3un9wr64iiyvdxm-doaj">
+      <w:hyperlink w:history="1" r:id="rIda2koh1nm6ymvazp4g2ayv">
         <w:r>
           <w:rPr>
             <w:rStyle w:val="Hyperlink"/>
@@ -545,7 +545,7 @@
       <w:r>
         <w:t xml:space="preserve"> — modifié — </w:t>
       </w:r>
-      <w:hyperlink w:history="1" r:id="rIdjdlgpsvk6u5fuzwyr42f8">
+      <w:hyperlink w:history="1" r:id="rId5ln5l-fvcalzmdozyqf4a">
         <w:r>
           <w:rPr>
             <w:rStyle w:val="Hyperlink"/>
@@ -574,7 +574,7 @@
       <w:r>
         <w:t xml:space="preserve"> — modifié — </w:t>
       </w:r>
-      <w:hyperlink w:history="1" r:id="rIdo5-jg2y2tvevcf8l9ynic">
+      <w:hyperlink w:history="1" r:id="rId8sh7diwmxp_ox3p_drjge">
         <w:r>
           <w:rPr>
             <w:rStyle w:val="Hyperlink"/>
@@ -603,7 +603,7 @@
       <w:r>
         <w:t xml:space="preserve"> — modifié — </w:t>
       </w:r>
-      <w:hyperlink w:history="1" r:id="rIdcichzo5qw7p-tebp0fqxt">
+      <w:hyperlink w:history="1" r:id="rId9yudm2y26dqized2652wi">
         <w:r>
           <w:rPr>
             <w:rStyle w:val="Hyperlink"/>
@@ -632,7 +632,7 @@
       <w:r>
         <w:t xml:space="preserve"> — modifié — </w:t>
       </w:r>
-      <w:hyperlink w:history="1" r:id="rIdl2qxhzkg4bmayyzirhfxd">
+      <w:hyperlink w:history="1" r:id="rIdik-5aapkq-ymiumg6am_i">
         <w:r>
           <w:rPr>
             <w:rStyle w:val="Hyperlink"/>
@@ -669,7 +669,7 @@
       <w:r>
         <w:t xml:space="preserve"> — modifié — </w:t>
       </w:r>
-      <w:hyperlink w:history="1" r:id="rIdehq77cwozffwca-zqbwbs">
+      <w:hyperlink w:history="1" r:id="rIdrawkqagytvikkywu2d1a9">
         <w:r>
           <w:rPr>
             <w:rStyle w:val="Hyperlink"/>
@@ -706,7 +706,7 @@
       <w:r>
         <w:t xml:space="preserve"> — modifié — </w:t>
       </w:r>
-      <w:hyperlink w:history="1" r:id="rIdqwixsqpu3vbca6m8nrwvx">
+      <w:hyperlink w:history="1" r:id="rIdfkpepyu6gocq3_dauqsz2">
         <w:r>
           <w:rPr>
             <w:rStyle w:val="Hyperlink"/>
@@ -735,7 +735,7 @@
       <w:r>
         <w:t xml:space="preserve"> — créé — </w:t>
       </w:r>
-      <w:hyperlink w:history="1" r:id="rIdritkp0f4vq497hliymwf_">
+      <w:hyperlink w:history="1" r:id="rId59xa_bupq6xdgobqeeqa5">
         <w:r>
           <w:rPr>
             <w:rStyle w:val="Hyperlink"/>
@@ -764,7 +764,7 @@
       <w:r>
         <w:t xml:space="preserve"> — modifié — </w:t>
       </w:r>
-      <w:hyperlink w:history="1" r:id="rIdcpsbyljb3lqukofaahs3s">
+      <w:hyperlink w:history="1" r:id="rIdmeqergwze-gjtpou5qhmg">
         <w:r>
           <w:rPr>
             <w:rStyle w:val="Hyperlink"/>
@@ -793,7 +793,7 @@
       <w:r>
         <w:t xml:space="preserve"> — modifié — </w:t>
       </w:r>
-      <w:hyperlink w:history="1" r:id="rIdnc9m-yhcupgpviwhggc9b">
+      <w:hyperlink w:history="1" r:id="rIdw1apt1u-nmamy2kocyrwa">
         <w:r>
           <w:rPr>
             <w:rStyle w:val="Hyperlink"/>
@@ -822,7 +822,7 @@
       <w:r>
         <w:t xml:space="preserve"> — modifié — </w:t>
       </w:r>
-      <w:hyperlink w:history="1" r:id="rIdorlxfbjwkfjjgzcnuka2b">
+      <w:hyperlink w:history="1" r:id="rIdgr4_b81cxd--azua_pi5d">
         <w:r>
           <w:rPr>
             <w:rStyle w:val="Hyperlink"/>
@@ -851,7 +851,7 @@
       <w:r>
         <w:t xml:space="preserve"> — modifié — </w:t>
       </w:r>
-      <w:hyperlink w:history="1" r:id="rIdcg9atrqtiammkx5gk_dep">
+      <w:hyperlink w:history="1" r:id="rIdwixgiepxisre2b44diztg">
         <w:r>
           <w:rPr>
             <w:rStyle w:val="Hyperlink"/>
@@ -880,7 +880,7 @@
       <w:r>
         <w:t xml:space="preserve"> — modifié — </w:t>
       </w:r>
-      <w:hyperlink w:history="1" r:id="rIdgbdu1q7djg5c4satf79c3">
+      <w:hyperlink w:history="1" r:id="rIdciayqb2rznuv6xrkoff_p">
         <w:r>
           <w:rPr>
             <w:rStyle w:val="Hyperlink"/>
@@ -909,7 +909,7 @@
       <w:r>
         <w:t xml:space="preserve"> — modifié — </w:t>
       </w:r>
-      <w:hyperlink w:history="1" r:id="rIdib0macajv-7lnzqv4klpo">
+      <w:hyperlink w:history="1" r:id="rIdz3ejhjyfagcehjixdhgwo">
         <w:r>
           <w:rPr>
             <w:rStyle w:val="Hyperlink"/>
@@ -938,7 +938,7 @@
       <w:r>
         <w:t xml:space="preserve"> — modifié — </w:t>
       </w:r>
-      <w:hyperlink w:history="1" r:id="rIdibuipcaho8rxq4d3wl1h-">
+      <w:hyperlink w:history="1" r:id="rIdczjkczp2niejslftl7qbv">
         <w:r>
           <w:rPr>
             <w:rStyle w:val="Hyperlink"/>
@@ -967,7 +967,7 @@
       <w:r>
         <w:t xml:space="preserve"> — modifié — </w:t>
       </w:r>
-      <w:hyperlink w:history="1" r:id="rIdsxf2o3q2eao9gd6br4pkh">
+      <w:hyperlink w:history="1" r:id="rId1rcaczsxkmhtpsaojrx51">
         <w:r>
           <w:rPr>
             <w:rStyle w:val="Hyperlink"/>
@@ -996,7 +996,7 @@
       <w:r>
         <w:t xml:space="preserve"> — modifié — </w:t>
       </w:r>
-      <w:hyperlink w:history="1" r:id="rIdux7gzn-4gtjbcnjff-wmp">
+      <w:hyperlink w:history="1" r:id="rId1pf5hafuba6up0fsblmkz">
         <w:r>
           <w:rPr>
             <w:rStyle w:val="Hyperlink"/>
@@ -1025,7 +1025,7 @@
       <w:r>
         <w:t xml:space="preserve"> — modifié — </w:t>
       </w:r>
-      <w:hyperlink w:history="1" r:id="rIdqr41wiplgjxjuxpiqtcsz">
+      <w:hyperlink w:history="1" r:id="rIdenewvx6coenr2kcakeorv">
         <w:r>
           <w:rPr>
             <w:rStyle w:val="Hyperlink"/>
@@ -1054,7 +1054,7 @@
       <w:r>
         <w:t xml:space="preserve"> — créé — </w:t>
       </w:r>
-      <w:hyperlink w:history="1" r:id="rIdzq4z5e8ydj7gote84u0t2">
+      <w:hyperlink w:history="1" r:id="rIdthgaxj1oeg5vz6f8xzjpc">
         <w:r>
           <w:rPr>
             <w:rStyle w:val="Hyperlink"/>
@@ -1091,7 +1091,7 @@
       <w:r>
         <w:t xml:space="preserve"> — créé — </w:t>
       </w:r>
-      <w:hyperlink w:history="1" r:id="rIduvptmphuuhfb8hkwqqgdm">
+      <w:hyperlink w:history="1" r:id="rId_rb-ugovxai5p5th81ylv">
         <w:r>
           <w:rPr>
             <w:rStyle w:val="Hyperlink"/>
@@ -1128,7 +1128,7 @@
       <w:r>
         <w:t xml:space="preserve"> — créé — </w:t>
       </w:r>
-      <w:hyperlink w:history="1" r:id="rIdltbjigy0d1csfjbafxqpl">
+      <w:hyperlink w:history="1" r:id="rIdfdkxmcuvx6o_uwx9rkmw8">
         <w:r>
           <w:rPr>
             <w:rStyle w:val="Hyperlink"/>
@@ -1157,7 +1157,7 @@
       <w:r>
         <w:t xml:space="preserve"> — créé — </w:t>
       </w:r>
-      <w:hyperlink w:history="1" r:id="rId5q684lbmbgihrfm6dlxwg">
+      <w:hyperlink w:history="1" r:id="rIdzjs-o0mos-fg74ssa67vw">
         <w:r>
           <w:rPr>
             <w:rStyle w:val="Hyperlink"/>
@@ -1186,7 +1186,7 @@
       <w:r>
         <w:t xml:space="preserve"> — modifié — </w:t>
       </w:r>
-      <w:hyperlink w:history="1" r:id="rIdt5qvin9k-ifdqtqc8fvsn">
+      <w:hyperlink w:history="1" r:id="rIdwjqfn563gmqbjtvw58ieo">
         <w:r>
           <w:rPr>
             <w:rStyle w:val="Hyperlink"/>
@@ -1215,7 +1215,7 @@
       <w:r>
         <w:t xml:space="preserve"> — modifié — </w:t>
       </w:r>
-      <w:hyperlink w:history="1" r:id="rId0n4z7blrxljdyx_2xtkcs">
+      <w:hyperlink w:history="1" r:id="rIdxlpdecoksb5l1yxzaj17b">
         <w:r>
           <w:rPr>
             <w:rStyle w:val="Hyperlink"/>
@@ -1252,7 +1252,7 @@
       <w:r>
         <w:t xml:space="preserve"> — modifié — </w:t>
       </w:r>
-      <w:hyperlink w:history="1" r:id="rIdh-aga9sm6ib64uzy1amu8">
+      <w:hyperlink w:history="1" r:id="rIdtvjtnceh6mllmrnsuzuq0">
         <w:r>
           <w:rPr>
             <w:rStyle w:val="Hyperlink"/>

--- a/docs/developpement/phases/word/PHASE_49_AUDITS_DU_2026_10_05_CLAUDE_PUIS_CODEX_ET_CORRECTIONS.docx
+++ b/docs/developpement/phases/word/PHASE_49_AUDITS_DU_2026_10_05_CLAUDE_PUIS_CODEX_ET_CORRECTIONS.docx
@@ -20,7 +20,7 @@
       <w:r>
         <w:t xml:space="preserve">FlaiX Expert · dossier de développement · généré le 2026-10-21 depuis le dépôt </w:t>
       </w:r>
-      <w:hyperlink w:history="1" r:id="rIdfndfx0snls2ex3a1v9jak">
+      <w:hyperlink w:history="1" r:id="rIdzksluobl9owrrawwa0uoe">
         <w:r>
           <w:rPr>
             <w:rStyle w:val="Hyperlink"/>
@@ -362,7 +362,7 @@
           <w:numId w:val="2"/>
         </w:numPr>
       </w:pPr>
-      <w:hyperlink w:history="1" r:id="rIdmbs8ttpp5vdyhnx8pvwum">
+      <w:hyperlink w:history="1" r:id="rIdxyh7u_qb2wbftfuhd8p4o">
         <w:r>
           <w:rPr>
             <w:rStyle w:val="Hyperlink"/>
@@ -382,7 +382,7 @@
           <w:numId w:val="2"/>
         </w:numPr>
       </w:pPr>
-      <w:hyperlink w:history="1" r:id="rIdmwqpbykzb5atedq53vsx8">
+      <w:hyperlink w:history="1" r:id="rId8uksgonrjleth0jxby6g-">
         <w:r>
           <w:rPr>
             <w:rStyle w:val="Hyperlink"/>
@@ -402,7 +402,7 @@
           <w:numId w:val="2"/>
         </w:numPr>
       </w:pPr>
-      <w:hyperlink w:history="1" r:id="rIdgsfhy_zdf9g0icpwxmexa">
+      <w:hyperlink w:history="1" r:id="rIdftbc2lr1v7rmwpemyiiii">
         <w:r>
           <w:rPr>
             <w:rStyle w:val="Hyperlink"/>
@@ -450,7 +450,7 @@
       <w:r>
         <w:t xml:space="preserve"> — créé — </w:t>
       </w:r>
-      <w:hyperlink w:history="1" r:id="rIdtt6_y4gf3yjap9oh_4oil">
+      <w:hyperlink w:history="1" r:id="rIdwwqzpivvtgbvnaz3q_rnv">
         <w:r>
           <w:rPr>
             <w:rStyle w:val="Hyperlink"/>
@@ -479,7 +479,7 @@
       <w:r>
         <w:t xml:space="preserve"> — créé — </w:t>
       </w:r>
-      <w:hyperlink w:history="1" r:id="rIdtkultxwzvlhiv_klvd_2o">
+      <w:hyperlink w:history="1" r:id="rIdt-skdchxpk4zc-zhepw9u">
         <w:r>
           <w:rPr>
             <w:rStyle w:val="Hyperlink"/>
@@ -516,7 +516,7 @@
       <w:r>
         <w:t xml:space="preserve"> — modifié — </w:t>
       </w:r>
-      <w:hyperlink w:history="1" r:id="rIda2koh1nm6ymvazp4g2ayv">
+      <w:hyperlink w:history="1" r:id="rIdbnyndadyjkqwwknqkjjml">
         <w:r>
           <w:rPr>
             <w:rStyle w:val="Hyperlink"/>
@@ -545,7 +545,7 @@
       <w:r>
         <w:t xml:space="preserve"> — modifié — </w:t>
       </w:r>
-      <w:hyperlink w:history="1" r:id="rId5ln5l-fvcalzmdozyqf4a">
+      <w:hyperlink w:history="1" r:id="rIdf6xscjn_flo6qresjxvxz">
         <w:r>
           <w:rPr>
             <w:rStyle w:val="Hyperlink"/>
@@ -574,7 +574,7 @@
       <w:r>
         <w:t xml:space="preserve"> — modifié — </w:t>
       </w:r>
-      <w:hyperlink w:history="1" r:id="rId8sh7diwmxp_ox3p_drjge">
+      <w:hyperlink w:history="1" r:id="rIdhuhemrokwvujpoiy_rcpq">
         <w:r>
           <w:rPr>
             <w:rStyle w:val="Hyperlink"/>
@@ -603,7 +603,7 @@
       <w:r>
         <w:t xml:space="preserve"> — modifié — </w:t>
       </w:r>
-      <w:hyperlink w:history="1" r:id="rId9yudm2y26dqized2652wi">
+      <w:hyperlink w:history="1" r:id="rId3ywq1czdgeacs6c9so-xn">
         <w:r>
           <w:rPr>
             <w:rStyle w:val="Hyperlink"/>
@@ -632,7 +632,7 @@
       <w:r>
         <w:t xml:space="preserve"> — modifié — </w:t>
       </w:r>
-      <w:hyperlink w:history="1" r:id="rIdik-5aapkq-ymiumg6am_i">
+      <w:hyperlink w:history="1" r:id="rId2cepgd3_qrfpcro_mvvlf">
         <w:r>
           <w:rPr>
             <w:rStyle w:val="Hyperlink"/>
@@ -669,7 +669,7 @@
       <w:r>
         <w:t xml:space="preserve"> — modifié — </w:t>
       </w:r>
-      <w:hyperlink w:history="1" r:id="rIdrawkqagytvikkywu2d1a9">
+      <w:hyperlink w:history="1" r:id="rIdezutmpzfevwd7azl-gfnw">
         <w:r>
           <w:rPr>
             <w:rStyle w:val="Hyperlink"/>
@@ -706,7 +706,7 @@
       <w:r>
         <w:t xml:space="preserve"> — modifié — </w:t>
       </w:r>
-      <w:hyperlink w:history="1" r:id="rIdfkpepyu6gocq3_dauqsz2">
+      <w:hyperlink w:history="1" r:id="rIdp2iqyjallxo23b9po152j">
         <w:r>
           <w:rPr>
             <w:rStyle w:val="Hyperlink"/>
@@ -735,7 +735,7 @@
       <w:r>
         <w:t xml:space="preserve"> — créé — </w:t>
       </w:r>
-      <w:hyperlink w:history="1" r:id="rId59xa_bupq6xdgobqeeqa5">
+      <w:hyperlink w:history="1" r:id="rId8wsxu73jm-0hwmkzwqi_h">
         <w:r>
           <w:rPr>
             <w:rStyle w:val="Hyperlink"/>
@@ -764,7 +764,7 @@
       <w:r>
         <w:t xml:space="preserve"> — modifié — </w:t>
       </w:r>
-      <w:hyperlink w:history="1" r:id="rIdmeqergwze-gjtpou5qhmg">
+      <w:hyperlink w:history="1" r:id="rIddmxsexrqlkfhagam5ze6l">
         <w:r>
           <w:rPr>
             <w:rStyle w:val="Hyperlink"/>
@@ -793,7 +793,7 @@
       <w:r>
         <w:t xml:space="preserve"> — modifié — </w:t>
       </w:r>
-      <w:hyperlink w:history="1" r:id="rIdw1apt1u-nmamy2kocyrwa">
+      <w:hyperlink w:history="1" r:id="rIdnplyfcrlz2oggl8btdg-a">
         <w:r>
           <w:rPr>
             <w:rStyle w:val="Hyperlink"/>
@@ -822,7 +822,7 @@
       <w:r>
         <w:t xml:space="preserve"> — modifié — </w:t>
       </w:r>
-      <w:hyperlink w:history="1" r:id="rIdgr4_b81cxd--azua_pi5d">
+      <w:hyperlink w:history="1" r:id="rId64eapy7rrvxychlaaripe">
         <w:r>
           <w:rPr>
             <w:rStyle w:val="Hyperlink"/>
@@ -851,7 +851,7 @@
       <w:r>
         <w:t xml:space="preserve"> — modifié — </w:t>
       </w:r>
-      <w:hyperlink w:history="1" r:id="rIdwixgiepxisre2b44diztg">
+      <w:hyperlink w:history="1" r:id="rId6qdknqk4b6esdisolazxz">
         <w:r>
           <w:rPr>
             <w:rStyle w:val="Hyperlink"/>
@@ -880,7 +880,7 @@
       <w:r>
         <w:t xml:space="preserve"> — modifié — </w:t>
       </w:r>
-      <w:hyperlink w:history="1" r:id="rIdciayqb2rznuv6xrkoff_p">
+      <w:hyperlink w:history="1" r:id="rIdeoxlj9odn6kou1khjewsg">
         <w:r>
           <w:rPr>
             <w:rStyle w:val="Hyperlink"/>
@@ -909,7 +909,7 @@
       <w:r>
         <w:t xml:space="preserve"> — modifié — </w:t>
       </w:r>
-      <w:hyperlink w:history="1" r:id="rIdz3ejhjyfagcehjixdhgwo">
+      <w:hyperlink w:history="1" r:id="rIdzip5qunpwxldlkknvlpfs">
         <w:r>
           <w:rPr>
             <w:rStyle w:val="Hyperlink"/>
@@ -938,7 +938,7 @@
       <w:r>
         <w:t xml:space="preserve"> — modifié — </w:t>
       </w:r>
-      <w:hyperlink w:history="1" r:id="rIdczjkczp2niejslftl7qbv">
+      <w:hyperlink w:history="1" r:id="rIdddhds54tcxmylgw6ov25v">
         <w:r>
           <w:rPr>
             <w:rStyle w:val="Hyperlink"/>
@@ -967,7 +967,7 @@
       <w:r>
         <w:t xml:space="preserve"> — modifié — </w:t>
       </w:r>
-      <w:hyperlink w:history="1" r:id="rId1rcaczsxkmhtpsaojrx51">
+      <w:hyperlink w:history="1" r:id="rIdzzwlo_nunz5kwxl2bxa7r">
         <w:r>
           <w:rPr>
             <w:rStyle w:val="Hyperlink"/>
@@ -996,7 +996,7 @@
       <w:r>
         <w:t xml:space="preserve"> — modifié — </w:t>
       </w:r>
-      <w:hyperlink w:history="1" r:id="rId1pf5hafuba6up0fsblmkz">
+      <w:hyperlink w:history="1" r:id="rIdw33vfazwl61kytz8mjzp-">
         <w:r>
           <w:rPr>
             <w:rStyle w:val="Hyperlink"/>
@@ -1025,7 +1025,7 @@
       <w:r>
         <w:t xml:space="preserve"> — modifié — </w:t>
       </w:r>
-      <w:hyperlink w:history="1" r:id="rIdenewvx6coenr2kcakeorv">
+      <w:hyperlink w:history="1" r:id="rIdp2owumqwkhwxmychgvxp0">
         <w:r>
           <w:rPr>
             <w:rStyle w:val="Hyperlink"/>
@@ -1054,7 +1054,7 @@
       <w:r>
         <w:t xml:space="preserve"> — créé — </w:t>
       </w:r>
-      <w:hyperlink w:history="1" r:id="rIdthgaxj1oeg5vz6f8xzjpc">
+      <w:hyperlink w:history="1" r:id="rIdq7mznst1q6ddwjo6v6w3v">
         <w:r>
           <w:rPr>
             <w:rStyle w:val="Hyperlink"/>
@@ -1091,7 +1091,7 @@
       <w:r>
         <w:t xml:space="preserve"> — créé — </w:t>
       </w:r>
-      <w:hyperlink w:history="1" r:id="rId_rb-ugovxai5p5th81ylv">
+      <w:hyperlink w:history="1" r:id="rIdasroixghbfxuoxym_-dxi">
         <w:r>
           <w:rPr>
             <w:rStyle w:val="Hyperlink"/>
@@ -1128,7 +1128,7 @@
       <w:r>
         <w:t xml:space="preserve"> — créé — </w:t>
       </w:r>
-      <w:hyperlink w:history="1" r:id="rIdfdkxmcuvx6o_uwx9rkmw8">
+      <w:hyperlink w:history="1" r:id="rIdyi86ahox3e8kkj7uz4sdf">
         <w:r>
           <w:rPr>
             <w:rStyle w:val="Hyperlink"/>
@@ -1157,7 +1157,7 @@
       <w:r>
         <w:t xml:space="preserve"> — créé — </w:t>
       </w:r>
-      <w:hyperlink w:history="1" r:id="rIdzjs-o0mos-fg74ssa67vw">
+      <w:hyperlink w:history="1" r:id="rIdewp8jmgwqsilf7fjq9-xl">
         <w:r>
           <w:rPr>
             <w:rStyle w:val="Hyperlink"/>
@@ -1186,7 +1186,7 @@
       <w:r>
         <w:t xml:space="preserve"> — modifié — </w:t>
       </w:r>
-      <w:hyperlink w:history="1" r:id="rIdwjqfn563gmqbjtvw58ieo">
+      <w:hyperlink w:history="1" r:id="rIdldicjn7kduimrfkekovmh">
         <w:r>
           <w:rPr>
             <w:rStyle w:val="Hyperlink"/>
@@ -1215,7 +1215,7 @@
       <w:r>
         <w:t xml:space="preserve"> — modifié — </w:t>
       </w:r>
-      <w:hyperlink w:history="1" r:id="rIdxlpdecoksb5l1yxzaj17b">
+      <w:hyperlink w:history="1" r:id="rIddqmkwdxi8gttpunzkekj1">
         <w:r>
           <w:rPr>
             <w:rStyle w:val="Hyperlink"/>
@@ -1252,7 +1252,7 @@
       <w:r>
         <w:t xml:space="preserve"> — modifié — </w:t>
       </w:r>
-      <w:hyperlink w:history="1" r:id="rIdtvjtnceh6mllmrnsuzuq0">
+      <w:hyperlink w:history="1" r:id="rIdq0jp75rs4oanwk0qsgb9z">
         <w:r>
           <w:rPr>
             <w:rStyle w:val="Hyperlink"/>

--- a/docs/developpement/phases/word/PHASE_49_AUDITS_DU_2026_10_05_CLAUDE_PUIS_CODEX_ET_CORRECTIONS.docx
+++ b/docs/developpement/phases/word/PHASE_49_AUDITS_DU_2026_10_05_CLAUDE_PUIS_CODEX_ET_CORRECTIONS.docx
@@ -18,9 +18,9 @@
         <w:shd w:fill="F6F3FF" w:color="auto" w:val="clear"/>
       </w:pPr>
       <w:r>
-        <w:t xml:space="preserve">FlaiX Expert · dossier de développement · généré le 2026-10-21 depuis le dépôt </w:t>
-      </w:r>
-      <w:hyperlink w:history="1" r:id="rIdzksluobl9owrrawwa0uoe">
+        <w:t xml:space="preserve">FlaiX Expert · dossier de développement · généré le 2026-10-23 depuis le dépôt </w:t>
+      </w:r>
+      <w:hyperlink w:history="1" r:id="rIdwewyd57oim54de59okydq">
         <w:r>
           <w:rPr>
             <w:rStyle w:val="Hyperlink"/>
@@ -362,7 +362,7 @@
           <w:numId w:val="2"/>
         </w:numPr>
       </w:pPr>
-      <w:hyperlink w:history="1" r:id="rIdxyh7u_qb2wbftfuhd8p4o">
+      <w:hyperlink w:history="1" r:id="rIdufaik8k1devb6bfp8is_0">
         <w:r>
           <w:rPr>
             <w:rStyle w:val="Hyperlink"/>
@@ -382,7 +382,7 @@
           <w:numId w:val="2"/>
         </w:numPr>
       </w:pPr>
-      <w:hyperlink w:history="1" r:id="rId8uksgonrjleth0jxby6g-">
+      <w:hyperlink w:history="1" r:id="rIdtf4zksef13z2ihjdhfl6s">
         <w:r>
           <w:rPr>
             <w:rStyle w:val="Hyperlink"/>
@@ -402,7 +402,7 @@
           <w:numId w:val="2"/>
         </w:numPr>
       </w:pPr>
-      <w:hyperlink w:history="1" r:id="rIdftbc2lr1v7rmwpemyiiii">
+      <w:hyperlink w:history="1" r:id="rIdwgdpd--th0_d-d60xi_ji">
         <w:r>
           <w:rPr>
             <w:rStyle w:val="Hyperlink"/>
@@ -450,7 +450,7 @@
       <w:r>
         <w:t xml:space="preserve"> — créé — </w:t>
       </w:r>
-      <w:hyperlink w:history="1" r:id="rIdwwqzpivvtgbvnaz3q_rnv">
+      <w:hyperlink w:history="1" r:id="rIdilxmdocz9volcjvmjfmip">
         <w:r>
           <w:rPr>
             <w:rStyle w:val="Hyperlink"/>
@@ -479,7 +479,7 @@
       <w:r>
         <w:t xml:space="preserve"> — créé — </w:t>
       </w:r>
-      <w:hyperlink w:history="1" r:id="rIdt-skdchxpk4zc-zhepw9u">
+      <w:hyperlink w:history="1" r:id="rIdcwcrxoy8ligocmirb63w9">
         <w:r>
           <w:rPr>
             <w:rStyle w:val="Hyperlink"/>
@@ -516,7 +516,7 @@
       <w:r>
         <w:t xml:space="preserve"> — modifié — </w:t>
       </w:r>
-      <w:hyperlink w:history="1" r:id="rIdbnyndadyjkqwwknqkjjml">
+      <w:hyperlink w:history="1" r:id="rIdrzhvxvb7trviy4i9afsga">
         <w:r>
           <w:rPr>
             <w:rStyle w:val="Hyperlink"/>
@@ -545,7 +545,7 @@
       <w:r>
         <w:t xml:space="preserve"> — modifié — </w:t>
       </w:r>
-      <w:hyperlink w:history="1" r:id="rIdf6xscjn_flo6qresjxvxz">
+      <w:hyperlink w:history="1" r:id="rIdjscqqsidypmui-4auxuyv">
         <w:r>
           <w:rPr>
             <w:rStyle w:val="Hyperlink"/>
@@ -574,7 +574,7 @@
       <w:r>
         <w:t xml:space="preserve"> — modifié — </w:t>
       </w:r>
-      <w:hyperlink w:history="1" r:id="rIdhuhemrokwvujpoiy_rcpq">
+      <w:hyperlink w:history="1" r:id="rIdkl-fakfafsgdlwrqr70bh">
         <w:r>
           <w:rPr>
             <w:rStyle w:val="Hyperlink"/>
@@ -603,7 +603,7 @@
       <w:r>
         <w:t xml:space="preserve"> — modifié — </w:t>
       </w:r>
-      <w:hyperlink w:history="1" r:id="rId3ywq1czdgeacs6c9so-xn">
+      <w:hyperlink w:history="1" r:id="rIdubgrqhc195duqg-jiiuwv">
         <w:r>
           <w:rPr>
             <w:rStyle w:val="Hyperlink"/>
@@ -632,7 +632,7 @@
       <w:r>
         <w:t xml:space="preserve"> — modifié — </w:t>
       </w:r>
-      <w:hyperlink w:history="1" r:id="rId2cepgd3_qrfpcro_mvvlf">
+      <w:hyperlink w:history="1" r:id="rId08fkwkjbamuwnd-q6c1yi">
         <w:r>
           <w:rPr>
             <w:rStyle w:val="Hyperlink"/>
@@ -669,7 +669,7 @@
       <w:r>
         <w:t xml:space="preserve"> — modifié — </w:t>
       </w:r>
-      <w:hyperlink w:history="1" r:id="rIdezutmpzfevwd7azl-gfnw">
+      <w:hyperlink w:history="1" r:id="rIdh2dbbzmtemnyrbq2hvpab">
         <w:r>
           <w:rPr>
             <w:rStyle w:val="Hyperlink"/>
@@ -706,7 +706,7 @@
       <w:r>
         <w:t xml:space="preserve"> — modifié — </w:t>
       </w:r>
-      <w:hyperlink w:history="1" r:id="rIdp2iqyjallxo23b9po152j">
+      <w:hyperlink w:history="1" r:id="rId107wcpwmecyr_7ux0ts3i">
         <w:r>
           <w:rPr>
             <w:rStyle w:val="Hyperlink"/>
@@ -735,7 +735,7 @@
       <w:r>
         <w:t xml:space="preserve"> — créé — </w:t>
       </w:r>
-      <w:hyperlink w:history="1" r:id="rId8wsxu73jm-0hwmkzwqi_h">
+      <w:hyperlink w:history="1" r:id="rIdh4z6szo1obxzsp1xrcu6e">
         <w:r>
           <w:rPr>
             <w:rStyle w:val="Hyperlink"/>
@@ -764,7 +764,7 @@
       <w:r>
         <w:t xml:space="preserve"> — modifié — </w:t>
       </w:r>
-      <w:hyperlink w:history="1" r:id="rIddmxsexrqlkfhagam5ze6l">
+      <w:hyperlink w:history="1" r:id="rIdzx7eeohekqpqycqoqfpkq">
         <w:r>
           <w:rPr>
             <w:rStyle w:val="Hyperlink"/>
@@ -793,7 +793,7 @@
       <w:r>
         <w:t xml:space="preserve"> — modifié — </w:t>
       </w:r>
-      <w:hyperlink w:history="1" r:id="rIdnplyfcrlz2oggl8btdg-a">
+      <w:hyperlink w:history="1" r:id="rIdyk5u4-tdzbjm8k_xffcvz">
         <w:r>
           <w:rPr>
             <w:rStyle w:val="Hyperlink"/>
@@ -822,7 +822,7 @@
       <w:r>
         <w:t xml:space="preserve"> — modifié — </w:t>
       </w:r>
-      <w:hyperlink w:history="1" r:id="rId64eapy7rrvxychlaaripe">
+      <w:hyperlink w:history="1" r:id="rIdatmf_aonhn7a-1zvp6mfx">
         <w:r>
           <w:rPr>
             <w:rStyle w:val="Hyperlink"/>
@@ -851,7 +851,7 @@
       <w:r>
         <w:t xml:space="preserve"> — modifié — </w:t>
       </w:r>
-      <w:hyperlink w:history="1" r:id="rId6qdknqk4b6esdisolazxz">
+      <w:hyperlink w:history="1" r:id="rIdowo7ninmqmkwjifmlg25y">
         <w:r>
           <w:rPr>
             <w:rStyle w:val="Hyperlink"/>
@@ -880,7 +880,7 @@
       <w:r>
         <w:t xml:space="preserve"> — modifié — </w:t>
       </w:r>
-      <w:hyperlink w:history="1" r:id="rIdeoxlj9odn6kou1khjewsg">
+      <w:hyperlink w:history="1" r:id="rIdpl-d8lpgz4dmbjww-ptcn">
         <w:r>
           <w:rPr>
             <w:rStyle w:val="Hyperlink"/>
@@ -909,7 +909,7 @@
       <w:r>
         <w:t xml:space="preserve"> — modifié — </w:t>
       </w:r>
-      <w:hyperlink w:history="1" r:id="rIdzip5qunpwxldlkknvlpfs">
+      <w:hyperlink w:history="1" r:id="rIdg9xrfzj0qy9sfwnubok0o">
         <w:r>
           <w:rPr>
             <w:rStyle w:val="Hyperlink"/>
@@ -938,7 +938,7 @@
       <w:r>
         <w:t xml:space="preserve"> — modifié — </w:t>
       </w:r>
-      <w:hyperlink w:history="1" r:id="rIdddhds54tcxmylgw6ov25v">
+      <w:hyperlink w:history="1" r:id="rIdvgp-ka5knckyjuyufyzj-">
         <w:r>
           <w:rPr>
             <w:rStyle w:val="Hyperlink"/>
@@ -967,7 +967,7 @@
       <w:r>
         <w:t xml:space="preserve"> — modifié — </w:t>
       </w:r>
-      <w:hyperlink w:history="1" r:id="rIdzzwlo_nunz5kwxl2bxa7r">
+      <w:hyperlink w:history="1" r:id="rIdwqllkv-_ylmccv4w5ebvw">
         <w:r>
           <w:rPr>
             <w:rStyle w:val="Hyperlink"/>
@@ -996,7 +996,7 @@
       <w:r>
         <w:t xml:space="preserve"> — modifié — </w:t>
       </w:r>
-      <w:hyperlink w:history="1" r:id="rIdw33vfazwl61kytz8mjzp-">
+      <w:hyperlink w:history="1" r:id="rIdhibczerrivw2g6rgmttom">
         <w:r>
           <w:rPr>
             <w:rStyle w:val="Hyperlink"/>
@@ -1025,7 +1025,7 @@
       <w:r>
         <w:t xml:space="preserve"> — modifié — </w:t>
       </w:r>
-      <w:hyperlink w:history="1" r:id="rIdp2owumqwkhwxmychgvxp0">
+      <w:hyperlink w:history="1" r:id="rIduaiijbav9t8pzwxahmzb2">
         <w:r>
           <w:rPr>
             <w:rStyle w:val="Hyperlink"/>
@@ -1054,7 +1054,7 @@
       <w:r>
         <w:t xml:space="preserve"> — créé — </w:t>
       </w:r>
-      <w:hyperlink w:history="1" r:id="rIdq7mznst1q6ddwjo6v6w3v">
+      <w:hyperlink w:history="1" r:id="rIdp_5oli2dt7lz-pr2pmsvj">
         <w:r>
           <w:rPr>
             <w:rStyle w:val="Hyperlink"/>
@@ -1091,7 +1091,7 @@
       <w:r>
         <w:t xml:space="preserve"> — créé — </w:t>
       </w:r>
-      <w:hyperlink w:history="1" r:id="rIdasroixghbfxuoxym_-dxi">
+      <w:hyperlink w:history="1" r:id="rIdopbl_ly2ogs7x3snklc4x">
         <w:r>
           <w:rPr>
             <w:rStyle w:val="Hyperlink"/>
@@ -1128,7 +1128,7 @@
       <w:r>
         <w:t xml:space="preserve"> — créé — </w:t>
       </w:r>
-      <w:hyperlink w:history="1" r:id="rIdyi86ahox3e8kkj7uz4sdf">
+      <w:hyperlink w:history="1" r:id="rIdoccirloutk4ppyvskook1">
         <w:r>
           <w:rPr>
             <w:rStyle w:val="Hyperlink"/>
@@ -1157,7 +1157,7 @@
       <w:r>
         <w:t xml:space="preserve"> — créé — </w:t>
       </w:r>
-      <w:hyperlink w:history="1" r:id="rIdewp8jmgwqsilf7fjq9-xl">
+      <w:hyperlink w:history="1" r:id="rId2lwn4tv6b3graxgtmhbv1">
         <w:r>
           <w:rPr>
             <w:rStyle w:val="Hyperlink"/>
@@ -1186,7 +1186,7 @@
       <w:r>
         <w:t xml:space="preserve"> — modifié — </w:t>
       </w:r>
-      <w:hyperlink w:history="1" r:id="rIdldicjn7kduimrfkekovmh">
+      <w:hyperlink w:history="1" r:id="rIdalpawqcpbgpobnua6las7">
         <w:r>
           <w:rPr>
             <w:rStyle w:val="Hyperlink"/>
@@ -1215,7 +1215,7 @@
       <w:r>
         <w:t xml:space="preserve"> — modifié — </w:t>
       </w:r>
-      <w:hyperlink w:history="1" r:id="rIddqmkwdxi8gttpunzkekj1">
+      <w:hyperlink w:history="1" r:id="rIdkejsqwdzrps1n1yozw06v">
         <w:r>
           <w:rPr>
             <w:rStyle w:val="Hyperlink"/>
@@ -1252,7 +1252,7 @@
       <w:r>
         <w:t xml:space="preserve"> — modifié — </w:t>
       </w:r>
-      <w:hyperlink w:history="1" r:id="rIdq0jp75rs4oanwk0qsgb9z">
+      <w:hyperlink w:history="1" r:id="rIdnnuwiziad9onp7mkqsnw2">
         <w:r>
           <w:rPr>
             <w:rStyle w:val="Hyperlink"/>

--- a/docs/developpement/phases/word/PHASE_49_AUDITS_DU_2026_10_05_CLAUDE_PUIS_CODEX_ET_CORRECTIONS.docx
+++ b/docs/developpement/phases/word/PHASE_49_AUDITS_DU_2026_10_05_CLAUDE_PUIS_CODEX_ET_CORRECTIONS.docx
@@ -18,9 +18,9 @@
         <w:shd w:fill="F6F3FF" w:color="auto" w:val="clear"/>
       </w:pPr>
       <w:r>
-        <w:t xml:space="preserve">FlaiX Expert · dossier de développement · généré le 2026-10-23 depuis le dépôt </w:t>
-      </w:r>
-      <w:hyperlink w:history="1" r:id="rIdwewyd57oim54de59okydq">
+        <w:t xml:space="preserve">FlaiX Expert · dossier de développement · généré le 2026-10-24 depuis le dépôt </w:t>
+      </w:r>
+      <w:hyperlink w:history="1" r:id="rIdzftlhevhq66okqxhpih_y">
         <w:r>
           <w:rPr>
             <w:rStyle w:val="Hyperlink"/>
@@ -362,7 +362,7 @@
           <w:numId w:val="2"/>
         </w:numPr>
       </w:pPr>
-      <w:hyperlink w:history="1" r:id="rIdufaik8k1devb6bfp8is_0">
+      <w:hyperlink w:history="1" r:id="rIdowbdfm0lppp7ugezbo5kl">
         <w:r>
           <w:rPr>
             <w:rStyle w:val="Hyperlink"/>
@@ -382,7 +382,7 @@
           <w:numId w:val="2"/>
         </w:numPr>
       </w:pPr>
-      <w:hyperlink w:history="1" r:id="rIdtf4zksef13z2ihjdhfl6s">
+      <w:hyperlink w:history="1" r:id="rIdyyt48bzn9xcyr13hwhbd8">
         <w:r>
           <w:rPr>
             <w:rStyle w:val="Hyperlink"/>
@@ -402,7 +402,7 @@
           <w:numId w:val="2"/>
         </w:numPr>
       </w:pPr>
-      <w:hyperlink w:history="1" r:id="rIdwgdpd--th0_d-d60xi_ji">
+      <w:hyperlink w:history="1" r:id="rIdezmxjn5dnv3inao8irbtr">
         <w:r>
           <w:rPr>
             <w:rStyle w:val="Hyperlink"/>
@@ -450,7 +450,7 @@
       <w:r>
         <w:t xml:space="preserve"> — créé — </w:t>
       </w:r>
-      <w:hyperlink w:history="1" r:id="rIdilxmdocz9volcjvmjfmip">
+      <w:hyperlink w:history="1" r:id="rIdjz1fq6cptbo0s-fba2l9v">
         <w:r>
           <w:rPr>
             <w:rStyle w:val="Hyperlink"/>
@@ -479,7 +479,7 @@
       <w:r>
         <w:t xml:space="preserve"> — créé — </w:t>
       </w:r>
-      <w:hyperlink w:history="1" r:id="rIdcwcrxoy8ligocmirb63w9">
+      <w:hyperlink w:history="1" r:id="rIdqauqob6rdaevpcl7qcsak">
         <w:r>
           <w:rPr>
             <w:rStyle w:val="Hyperlink"/>
@@ -516,7 +516,7 @@
       <w:r>
         <w:t xml:space="preserve"> — modifié — </w:t>
       </w:r>
-      <w:hyperlink w:history="1" r:id="rIdrzhvxvb7trviy4i9afsga">
+      <w:hyperlink w:history="1" r:id="rIdwp_l0s5e2r1oujcztcc_4">
         <w:r>
           <w:rPr>
             <w:rStyle w:val="Hyperlink"/>
@@ -545,7 +545,7 @@
       <w:r>
         <w:t xml:space="preserve"> — modifié — </w:t>
       </w:r>
-      <w:hyperlink w:history="1" r:id="rIdjscqqsidypmui-4auxuyv">
+      <w:hyperlink w:history="1" r:id="rIdbkqpims0zhb7bw5sk05mm">
         <w:r>
           <w:rPr>
             <w:rStyle w:val="Hyperlink"/>
@@ -574,7 +574,7 @@
       <w:r>
         <w:t xml:space="preserve"> — modifié — </w:t>
       </w:r>
-      <w:hyperlink w:history="1" r:id="rIdkl-fakfafsgdlwrqr70bh">
+      <w:hyperlink w:history="1" r:id="rIdbhu4u2fmr3gy1tlnhps9o">
         <w:r>
           <w:rPr>
             <w:rStyle w:val="Hyperlink"/>
@@ -603,7 +603,7 @@
       <w:r>
         <w:t xml:space="preserve"> — modifié — </w:t>
       </w:r>
-      <w:hyperlink w:history="1" r:id="rIdubgrqhc195duqg-jiiuwv">
+      <w:hyperlink w:history="1" r:id="rIdurhrbzkllpxvk94w4x2qp">
         <w:r>
           <w:rPr>
             <w:rStyle w:val="Hyperlink"/>
@@ -632,7 +632,7 @@
       <w:r>
         <w:t xml:space="preserve"> — modifié — </w:t>
       </w:r>
-      <w:hyperlink w:history="1" r:id="rId08fkwkjbamuwnd-q6c1yi">
+      <w:hyperlink w:history="1" r:id="rId_9f4bftefjjqnwknglxk0">
         <w:r>
           <w:rPr>
             <w:rStyle w:val="Hyperlink"/>
@@ -669,7 +669,7 @@
       <w:r>
         <w:t xml:space="preserve"> — modifié — </w:t>
       </w:r>
-      <w:hyperlink w:history="1" r:id="rIdh2dbbzmtemnyrbq2hvpab">
+      <w:hyperlink w:history="1" r:id="rIdawgxwe4gtnhmco2n98q9i">
         <w:r>
           <w:rPr>
             <w:rStyle w:val="Hyperlink"/>
@@ -706,7 +706,7 @@
       <w:r>
         <w:t xml:space="preserve"> — modifié — </w:t>
       </w:r>
-      <w:hyperlink w:history="1" r:id="rId107wcpwmecyr_7ux0ts3i">
+      <w:hyperlink w:history="1" r:id="rIdyjlgdxhsqceoqidhagk39">
         <w:r>
           <w:rPr>
             <w:rStyle w:val="Hyperlink"/>
@@ -735,7 +735,7 @@
       <w:r>
         <w:t xml:space="preserve"> — créé — </w:t>
       </w:r>
-      <w:hyperlink w:history="1" r:id="rIdh4z6szo1obxzsp1xrcu6e">
+      <w:hyperlink w:history="1" r:id="rIdvk5zf-8zdbysam5-5wxgd">
         <w:r>
           <w:rPr>
             <w:rStyle w:val="Hyperlink"/>
@@ -764,7 +764,7 @@
       <w:r>
         <w:t xml:space="preserve"> — modifié — </w:t>
       </w:r>
-      <w:hyperlink w:history="1" r:id="rIdzx7eeohekqpqycqoqfpkq">
+      <w:hyperlink w:history="1" r:id="rId_7n5lffa1muvb7al57cgj">
         <w:r>
           <w:rPr>
             <w:rStyle w:val="Hyperlink"/>
@@ -793,7 +793,7 @@
       <w:r>
         <w:t xml:space="preserve"> — modifié — </w:t>
       </w:r>
-      <w:hyperlink w:history="1" r:id="rIdyk5u4-tdzbjm8k_xffcvz">
+      <w:hyperlink w:history="1" r:id="rId0yekpzmmahwubepdwlah7">
         <w:r>
           <w:rPr>
             <w:rStyle w:val="Hyperlink"/>
@@ -822,7 +822,7 @@
       <w:r>
         <w:t xml:space="preserve"> — modifié — </w:t>
       </w:r>
-      <w:hyperlink w:history="1" r:id="rIdatmf_aonhn7a-1zvp6mfx">
+      <w:hyperlink w:history="1" r:id="rIdibap8e4ks_osdreurj6k1">
         <w:r>
           <w:rPr>
             <w:rStyle w:val="Hyperlink"/>
@@ -851,7 +851,7 @@
       <w:r>
         <w:t xml:space="preserve"> — modifié — </w:t>
       </w:r>
-      <w:hyperlink w:history="1" r:id="rIdowo7ninmqmkwjifmlg25y">
+      <w:hyperlink w:history="1" r:id="rIdyzclwenczmcwpfti-rr-8">
         <w:r>
           <w:rPr>
             <w:rStyle w:val="Hyperlink"/>
@@ -880,7 +880,7 @@
       <w:r>
         <w:t xml:space="preserve"> — modifié — </w:t>
       </w:r>
-      <w:hyperlink w:history="1" r:id="rIdpl-d8lpgz4dmbjww-ptcn">
+      <w:hyperlink w:history="1" r:id="rIda0pwdw7b94yialpatmjyk">
         <w:r>
           <w:rPr>
             <w:rStyle w:val="Hyperlink"/>
@@ -909,7 +909,7 @@
       <w:r>
         <w:t xml:space="preserve"> — modifié — </w:t>
       </w:r>
-      <w:hyperlink w:history="1" r:id="rIdg9xrfzj0qy9sfwnubok0o">
+      <w:hyperlink w:history="1" r:id="rId_fvqzso7q-z1wty-tfzjl">
         <w:r>
           <w:rPr>
             <w:rStyle w:val="Hyperlink"/>
@@ -938,7 +938,7 @@
       <w:r>
         <w:t xml:space="preserve"> — modifié — </w:t>
       </w:r>
-      <w:hyperlink w:history="1" r:id="rIdvgp-ka5knckyjuyufyzj-">
+      <w:hyperlink w:history="1" r:id="rIdqdjyxjxsrqsve3ete5jzq">
         <w:r>
           <w:rPr>
             <w:rStyle w:val="Hyperlink"/>
@@ -967,7 +967,7 @@
       <w:r>
         <w:t xml:space="preserve"> — modifié — </w:t>
       </w:r>
-      <w:hyperlink w:history="1" r:id="rIdwqllkv-_ylmccv4w5ebvw">
+      <w:hyperlink w:history="1" r:id="rIdgwsd4u-uvoy-ydgfnw5up">
         <w:r>
           <w:rPr>
             <w:rStyle w:val="Hyperlink"/>
@@ -996,7 +996,7 @@
       <w:r>
         <w:t xml:space="preserve"> — modifié — </w:t>
       </w:r>
-      <w:hyperlink w:history="1" r:id="rIdhibczerrivw2g6rgmttom">
+      <w:hyperlink w:history="1" r:id="rIdttoffdkgm-hwfhiyhjj8q">
         <w:r>
           <w:rPr>
             <w:rStyle w:val="Hyperlink"/>
@@ -1025,7 +1025,7 @@
       <w:r>
         <w:t xml:space="preserve"> — modifié — </w:t>
       </w:r>
-      <w:hyperlink w:history="1" r:id="rIduaiijbav9t8pzwxahmzb2">
+      <w:hyperlink w:history="1" r:id="rIdmjgn1eqqrbu4hngxqbxxx">
         <w:r>
           <w:rPr>
             <w:rStyle w:val="Hyperlink"/>
@@ -1054,7 +1054,7 @@
       <w:r>
         <w:t xml:space="preserve"> — créé — </w:t>
       </w:r>
-      <w:hyperlink w:history="1" r:id="rIdp_5oli2dt7lz-pr2pmsvj">
+      <w:hyperlink w:history="1" r:id="rId36ue1tclqpc-kxhun48we">
         <w:r>
           <w:rPr>
             <w:rStyle w:val="Hyperlink"/>
@@ -1091,7 +1091,7 @@
       <w:r>
         <w:t xml:space="preserve"> — créé — </w:t>
       </w:r>
-      <w:hyperlink w:history="1" r:id="rIdopbl_ly2ogs7x3snklc4x">
+      <w:hyperlink w:history="1" r:id="rIdiju1bvmnw3sqsotsppczp">
         <w:r>
           <w:rPr>
             <w:rStyle w:val="Hyperlink"/>
@@ -1128,7 +1128,7 @@
       <w:r>
         <w:t xml:space="preserve"> — créé — </w:t>
       </w:r>
-      <w:hyperlink w:history="1" r:id="rIdoccirloutk4ppyvskook1">
+      <w:hyperlink w:history="1" r:id="rIduqxnjvm9i1ppxh0acjlh3">
         <w:r>
           <w:rPr>
             <w:rStyle w:val="Hyperlink"/>
@@ -1157,7 +1157,7 @@
       <w:r>
         <w:t xml:space="preserve"> — créé — </w:t>
       </w:r>
-      <w:hyperlink w:history="1" r:id="rId2lwn4tv6b3graxgtmhbv1">
+      <w:hyperlink w:history="1" r:id="rIdgdk_36wsn2g4eb2y1l2fm">
         <w:r>
           <w:rPr>
             <w:rStyle w:val="Hyperlink"/>
@@ -1186,7 +1186,7 @@
       <w:r>
         <w:t xml:space="preserve"> — modifié — </w:t>
       </w:r>
-      <w:hyperlink w:history="1" r:id="rIdalpawqcpbgpobnua6las7">
+      <w:hyperlink w:history="1" r:id="rIdtk714e878nxfpp7mma1wb">
         <w:r>
           <w:rPr>
             <w:rStyle w:val="Hyperlink"/>
@@ -1215,7 +1215,7 @@
       <w:r>
         <w:t xml:space="preserve"> — modifié — </w:t>
       </w:r>
-      <w:hyperlink w:history="1" r:id="rIdkejsqwdzrps1n1yozw06v">
+      <w:hyperlink w:history="1" r:id="rIdzuqzld0dutosilmng3rbu">
         <w:r>
           <w:rPr>
             <w:rStyle w:val="Hyperlink"/>
@@ -1252,7 +1252,7 @@
       <w:r>
         <w:t xml:space="preserve"> — modifié — </w:t>
       </w:r>
-      <w:hyperlink w:history="1" r:id="rIdnnuwiziad9onp7mkqsnw2">
+      <w:hyperlink w:history="1" r:id="rId6eslhfbscugu4w5fytazs">
         <w:r>
           <w:rPr>
             <w:rStyle w:val="Hyperlink"/>

--- a/docs/developpement/phases/word/PHASE_49_AUDITS_DU_2026_10_05_CLAUDE_PUIS_CODEX_ET_CORRECTIONS.docx
+++ b/docs/developpement/phases/word/PHASE_49_AUDITS_DU_2026_10_05_CLAUDE_PUIS_CODEX_ET_CORRECTIONS.docx
@@ -18,9 +18,9 @@
         <w:shd w:fill="F6F3FF" w:color="auto" w:val="clear"/>
       </w:pPr>
       <w:r>
-        <w:t xml:space="preserve">FlaiX Expert · dossier de développement · généré le 2026-10-24 depuis le dépôt </w:t>
-      </w:r>
-      <w:hyperlink w:history="1" r:id="rIdzftlhevhq66okqxhpih_y">
+        <w:t xml:space="preserve">FlaiX Expert · dossier de développement · généré le 2026-10-25 depuis le dépôt </w:t>
+      </w:r>
+      <w:hyperlink w:history="1" r:id="rId3navd9me-ke7qfa0svshi">
         <w:r>
           <w:rPr>
             <w:rStyle w:val="Hyperlink"/>
@@ -362,7 +362,7 @@
           <w:numId w:val="2"/>
         </w:numPr>
       </w:pPr>
-      <w:hyperlink w:history="1" r:id="rIdowbdfm0lppp7ugezbo5kl">
+      <w:hyperlink w:history="1" r:id="rId1tic3z38vu6ye3tqjfeyp">
         <w:r>
           <w:rPr>
             <w:rStyle w:val="Hyperlink"/>
@@ -382,7 +382,7 @@
           <w:numId w:val="2"/>
         </w:numPr>
       </w:pPr>
-      <w:hyperlink w:history="1" r:id="rIdyyt48bzn9xcyr13hwhbd8">
+      <w:hyperlink w:history="1" r:id="rIdkrvtitx1yvdtybjptz8zd">
         <w:r>
           <w:rPr>
             <w:rStyle w:val="Hyperlink"/>
@@ -402,7 +402,7 @@
           <w:numId w:val="2"/>
         </w:numPr>
       </w:pPr>
-      <w:hyperlink w:history="1" r:id="rIdezmxjn5dnv3inao8irbtr">
+      <w:hyperlink w:history="1" r:id="rIdhkt_njetnmujpmuhcl5q9">
         <w:r>
           <w:rPr>
             <w:rStyle w:val="Hyperlink"/>
@@ -450,7 +450,7 @@
       <w:r>
         <w:t xml:space="preserve"> — créé — </w:t>
       </w:r>
-      <w:hyperlink w:history="1" r:id="rIdjz1fq6cptbo0s-fba2l9v">
+      <w:hyperlink w:history="1" r:id="rIdzvbnytsvolmmiasoczrhc">
         <w:r>
           <w:rPr>
             <w:rStyle w:val="Hyperlink"/>
@@ -479,7 +479,7 @@
       <w:r>
         <w:t xml:space="preserve"> — créé — </w:t>
       </w:r>
-      <w:hyperlink w:history="1" r:id="rIdqauqob6rdaevpcl7qcsak">
+      <w:hyperlink w:history="1" r:id="rIdjmrpzcoorm4azmupmmblh">
         <w:r>
           <w:rPr>
             <w:rStyle w:val="Hyperlink"/>
@@ -516,7 +516,7 @@
       <w:r>
         <w:t xml:space="preserve"> — modifié — </w:t>
       </w:r>
-      <w:hyperlink w:history="1" r:id="rIdwp_l0s5e2r1oujcztcc_4">
+      <w:hyperlink w:history="1" r:id="rIdj5obamug9gjetxvyolpqf">
         <w:r>
           <w:rPr>
             <w:rStyle w:val="Hyperlink"/>
@@ -545,7 +545,7 @@
       <w:r>
         <w:t xml:space="preserve"> — modifié — </w:t>
       </w:r>
-      <w:hyperlink w:history="1" r:id="rIdbkqpims0zhb7bw5sk05mm">
+      <w:hyperlink w:history="1" r:id="rIdi7pbdpyqre_x8qupbsjsj">
         <w:r>
           <w:rPr>
             <w:rStyle w:val="Hyperlink"/>
@@ -574,7 +574,7 @@
       <w:r>
         <w:t xml:space="preserve"> — modifié — </w:t>
       </w:r>
-      <w:hyperlink w:history="1" r:id="rIdbhu4u2fmr3gy1tlnhps9o">
+      <w:hyperlink w:history="1" r:id="rId36y8jz-ira_fearmhcozc">
         <w:r>
           <w:rPr>
             <w:rStyle w:val="Hyperlink"/>
@@ -603,7 +603,7 @@
       <w:r>
         <w:t xml:space="preserve"> — modifié — </w:t>
       </w:r>
-      <w:hyperlink w:history="1" r:id="rIdurhrbzkllpxvk94w4x2qp">
+      <w:hyperlink w:history="1" r:id="rId037bkoclaativaut_sigx">
         <w:r>
           <w:rPr>
             <w:rStyle w:val="Hyperlink"/>
@@ -632,7 +632,7 @@
       <w:r>
         <w:t xml:space="preserve"> — modifié — </w:t>
       </w:r>
-      <w:hyperlink w:history="1" r:id="rId_9f4bftefjjqnwknglxk0">
+      <w:hyperlink w:history="1" r:id="rId1gnjbnwrppstmaaim9sbh">
         <w:r>
           <w:rPr>
             <w:rStyle w:val="Hyperlink"/>
@@ -669,7 +669,7 @@
       <w:r>
         <w:t xml:space="preserve"> — modifié — </w:t>
       </w:r>
-      <w:hyperlink w:history="1" r:id="rIdawgxwe4gtnhmco2n98q9i">
+      <w:hyperlink w:history="1" r:id="rIdomti0tcknimnnhw0juquj">
         <w:r>
           <w:rPr>
             <w:rStyle w:val="Hyperlink"/>
@@ -706,7 +706,7 @@
       <w:r>
         <w:t xml:space="preserve"> — modifié — </w:t>
       </w:r>
-      <w:hyperlink w:history="1" r:id="rIdyjlgdxhsqceoqidhagk39">
+      <w:hyperlink w:history="1" r:id="rIdvfgexi_2jfmir8gtrcul8">
         <w:r>
           <w:rPr>
             <w:rStyle w:val="Hyperlink"/>
@@ -735,7 +735,7 @@
       <w:r>
         <w:t xml:space="preserve"> — créé — </w:t>
       </w:r>
-      <w:hyperlink w:history="1" r:id="rIdvk5zf-8zdbysam5-5wxgd">
+      <w:hyperlink w:history="1" r:id="rIdx0wyfj0tk9uwju2l5cxxs">
         <w:r>
           <w:rPr>
             <w:rStyle w:val="Hyperlink"/>
@@ -764,7 +764,7 @@
       <w:r>
         <w:t xml:space="preserve"> — modifié — </w:t>
       </w:r>
-      <w:hyperlink w:history="1" r:id="rId_7n5lffa1muvb7al57cgj">
+      <w:hyperlink w:history="1" r:id="rId-ojme5ycqipldcsy8g_p7">
         <w:r>
           <w:rPr>
             <w:rStyle w:val="Hyperlink"/>
@@ -793,7 +793,7 @@
       <w:r>
         <w:t xml:space="preserve"> — modifié — </w:t>
       </w:r>
-      <w:hyperlink w:history="1" r:id="rId0yekpzmmahwubepdwlah7">
+      <w:hyperlink w:history="1" r:id="rId5hevab4v-handjcbyjhrx">
         <w:r>
           <w:rPr>
             <w:rStyle w:val="Hyperlink"/>
@@ -822,7 +822,7 @@
       <w:r>
         <w:t xml:space="preserve"> — modifié — </w:t>
       </w:r>
-      <w:hyperlink w:history="1" r:id="rIdibap8e4ks_osdreurj6k1">
+      <w:hyperlink w:history="1" r:id="rIdlta_fnqrdifzgx49sbg77">
         <w:r>
           <w:rPr>
             <w:rStyle w:val="Hyperlink"/>
@@ -851,7 +851,7 @@
       <w:r>
         <w:t xml:space="preserve"> — modifié — </w:t>
       </w:r>
-      <w:hyperlink w:history="1" r:id="rIdyzclwenczmcwpfti-rr-8">
+      <w:hyperlink w:history="1" r:id="rIdf28q3an-vf3ovwcfpc23i">
         <w:r>
           <w:rPr>
             <w:rStyle w:val="Hyperlink"/>
@@ -880,7 +880,7 @@
       <w:r>
         <w:t xml:space="preserve"> — modifié — </w:t>
       </w:r>
-      <w:hyperlink w:history="1" r:id="rIda0pwdw7b94yialpatmjyk">
+      <w:hyperlink w:history="1" r:id="rId_fperethszrs7vi0qlh4r">
         <w:r>
           <w:rPr>
             <w:rStyle w:val="Hyperlink"/>
@@ -909,7 +909,7 @@
       <w:r>
         <w:t xml:space="preserve"> — modifié — </w:t>
       </w:r>
-      <w:hyperlink w:history="1" r:id="rId_fvqzso7q-z1wty-tfzjl">
+      <w:hyperlink w:history="1" r:id="rId7bfnvgliqzp_x0tmhoxvx">
         <w:r>
           <w:rPr>
             <w:rStyle w:val="Hyperlink"/>
@@ -938,7 +938,7 @@
       <w:r>
         <w:t xml:space="preserve"> — modifié — </w:t>
       </w:r>
-      <w:hyperlink w:history="1" r:id="rIdqdjyxjxsrqsve3ete5jzq">
+      <w:hyperlink w:history="1" r:id="rId0icxdyp_6jhwmxabude1_">
         <w:r>
           <w:rPr>
             <w:rStyle w:val="Hyperlink"/>
@@ -967,7 +967,7 @@
       <w:r>
         <w:t xml:space="preserve"> — modifié — </w:t>
       </w:r>
-      <w:hyperlink w:history="1" r:id="rIdgwsd4u-uvoy-ydgfnw5up">
+      <w:hyperlink w:history="1" r:id="rIdmodh5j3jhgygslx5fxal-">
         <w:r>
           <w:rPr>
             <w:rStyle w:val="Hyperlink"/>
@@ -996,7 +996,7 @@
       <w:r>
         <w:t xml:space="preserve"> — modifié — </w:t>
       </w:r>
-      <w:hyperlink w:history="1" r:id="rIdttoffdkgm-hwfhiyhjj8q">
+      <w:hyperlink w:history="1" r:id="rIdbgukiwx3pt4zmu8hmmlbk">
         <w:r>
           <w:rPr>
             <w:rStyle w:val="Hyperlink"/>
@@ -1025,7 +1025,7 @@
       <w:r>
         <w:t xml:space="preserve"> — modifié — </w:t>
       </w:r>
-      <w:hyperlink w:history="1" r:id="rIdmjgn1eqqrbu4hngxqbxxx">
+      <w:hyperlink w:history="1" r:id="rIdb6_-jotx0s49tltzlqusc">
         <w:r>
           <w:rPr>
             <w:rStyle w:val="Hyperlink"/>
@@ -1054,7 +1054,7 @@
       <w:r>
         <w:t xml:space="preserve"> — créé — </w:t>
       </w:r>
-      <w:hyperlink w:history="1" r:id="rId36ue1tclqpc-kxhun48we">
+      <w:hyperlink w:history="1" r:id="rIdt5bfbm4ce57xlpots8gla">
         <w:r>
           <w:rPr>
             <w:rStyle w:val="Hyperlink"/>
@@ -1091,7 +1091,7 @@
       <w:r>
         <w:t xml:space="preserve"> — créé — </w:t>
       </w:r>
-      <w:hyperlink w:history="1" r:id="rIdiju1bvmnw3sqsotsppczp">
+      <w:hyperlink w:history="1" r:id="rIdzc7qkvl9ywz84_cks1wqy">
         <w:r>
           <w:rPr>
             <w:rStyle w:val="Hyperlink"/>
@@ -1128,7 +1128,7 @@
       <w:r>
         <w:t xml:space="preserve"> — créé — </w:t>
       </w:r>
-      <w:hyperlink w:history="1" r:id="rIduqxnjvm9i1ppxh0acjlh3">
+      <w:hyperlink w:history="1" r:id="rIdlwbd5wwghznetnr4e0mez">
         <w:r>
           <w:rPr>
             <w:rStyle w:val="Hyperlink"/>
@@ -1157,7 +1157,7 @@
       <w:r>
         <w:t xml:space="preserve"> — créé — </w:t>
       </w:r>
-      <w:hyperlink w:history="1" r:id="rIdgdk_36wsn2g4eb2y1l2fm">
+      <w:hyperlink w:history="1" r:id="rIdz_e24plqmd3nontgel8ep">
         <w:r>
           <w:rPr>
             <w:rStyle w:val="Hyperlink"/>
@@ -1186,7 +1186,7 @@
       <w:r>
         <w:t xml:space="preserve"> — modifié — </w:t>
       </w:r>
-      <w:hyperlink w:history="1" r:id="rIdtk714e878nxfpp7mma1wb">
+      <w:hyperlink w:history="1" r:id="rId5j-ylyzj3i0eylktwrieq">
         <w:r>
           <w:rPr>
             <w:rStyle w:val="Hyperlink"/>
@@ -1215,7 +1215,7 @@
       <w:r>
         <w:t xml:space="preserve"> — modifié — </w:t>
       </w:r>
-      <w:hyperlink w:history="1" r:id="rIdzuqzld0dutosilmng3rbu">
+      <w:hyperlink w:history="1" r:id="rId4adbvpw87xbimb3xnuwit">
         <w:r>
           <w:rPr>
             <w:rStyle w:val="Hyperlink"/>
@@ -1252,7 +1252,7 @@
       <w:r>
         <w:t xml:space="preserve"> — modifié — </w:t>
       </w:r>
-      <w:hyperlink w:history="1" r:id="rId6eslhfbscugu4w5fytazs">
+      <w:hyperlink w:history="1" r:id="rIdpsxqhf94f6p_sra9uwbmo">
         <w:r>
           <w:rPr>
             <w:rStyle w:val="Hyperlink"/>

--- a/docs/developpement/phases/word/PHASE_49_AUDITS_DU_2026_10_05_CLAUDE_PUIS_CODEX_ET_CORRECTIONS.docx
+++ b/docs/developpement/phases/word/PHASE_49_AUDITS_DU_2026_10_05_CLAUDE_PUIS_CODEX_ET_CORRECTIONS.docx
@@ -20,7 +20,7 @@
       <w:r>
         <w:t xml:space="preserve">FlaiX Expert · dossier de développement · généré le 2026-10-25 depuis le dépôt </w:t>
       </w:r>
-      <w:hyperlink w:history="1" r:id="rId3navd9me-ke7qfa0svshi">
+      <w:hyperlink w:history="1" r:id="rIdwmkn7sctmgqpmiqzjkafg">
         <w:r>
           <w:rPr>
             <w:rStyle w:val="Hyperlink"/>
@@ -362,7 +362,7 @@
           <w:numId w:val="2"/>
         </w:numPr>
       </w:pPr>
-      <w:hyperlink w:history="1" r:id="rId1tic3z38vu6ye3tqjfeyp">
+      <w:hyperlink w:history="1" r:id="rIdkvcjhsjajlgki_mi98psr">
         <w:r>
           <w:rPr>
             <w:rStyle w:val="Hyperlink"/>
@@ -382,7 +382,7 @@
           <w:numId w:val="2"/>
         </w:numPr>
       </w:pPr>
-      <w:hyperlink w:history="1" r:id="rIdkrvtitx1yvdtybjptz8zd">
+      <w:hyperlink w:history="1" r:id="rIdtqytbs2br86xjxmq73wsh">
         <w:r>
           <w:rPr>
             <w:rStyle w:val="Hyperlink"/>
@@ -402,7 +402,7 @@
           <w:numId w:val="2"/>
         </w:numPr>
       </w:pPr>
-      <w:hyperlink w:history="1" r:id="rIdhkt_njetnmujpmuhcl5q9">
+      <w:hyperlink w:history="1" r:id="rIdb7hh88dvjrnaqcaon3za_">
         <w:r>
           <w:rPr>
             <w:rStyle w:val="Hyperlink"/>
@@ -450,7 +450,7 @@
       <w:r>
         <w:t xml:space="preserve"> — créé — </w:t>
       </w:r>
-      <w:hyperlink w:history="1" r:id="rIdzvbnytsvolmmiasoczrhc">
+      <w:hyperlink w:history="1" r:id="rIdeevez5uwzqa01mcsu1vun">
         <w:r>
           <w:rPr>
             <w:rStyle w:val="Hyperlink"/>
@@ -479,7 +479,7 @@
       <w:r>
         <w:t xml:space="preserve"> — créé — </w:t>
       </w:r>
-      <w:hyperlink w:history="1" r:id="rIdjmrpzcoorm4azmupmmblh">
+      <w:hyperlink w:history="1" r:id="rIdpifdhm1i8erahykpksquz">
         <w:r>
           <w:rPr>
             <w:rStyle w:val="Hyperlink"/>
@@ -516,7 +516,7 @@
       <w:r>
         <w:t xml:space="preserve"> — modifié — </w:t>
       </w:r>
-      <w:hyperlink w:history="1" r:id="rIdj5obamug9gjetxvyolpqf">
+      <w:hyperlink w:history="1" r:id="rId_uklxjteoc3uzvlhvccov">
         <w:r>
           <w:rPr>
             <w:rStyle w:val="Hyperlink"/>
@@ -545,7 +545,7 @@
       <w:r>
         <w:t xml:space="preserve"> — modifié — </w:t>
       </w:r>
-      <w:hyperlink w:history="1" r:id="rIdi7pbdpyqre_x8qupbsjsj">
+      <w:hyperlink w:history="1" r:id="rIdhsqo2xpkeqn4h8lsooj3x">
         <w:r>
           <w:rPr>
             <w:rStyle w:val="Hyperlink"/>
@@ -574,7 +574,7 @@
       <w:r>
         <w:t xml:space="preserve"> — modifié — </w:t>
       </w:r>
-      <w:hyperlink w:history="1" r:id="rId36y8jz-ira_fearmhcozc">
+      <w:hyperlink w:history="1" r:id="rIdxwkvp7tzioqg8taidzy_y">
         <w:r>
           <w:rPr>
             <w:rStyle w:val="Hyperlink"/>
@@ -603,7 +603,7 @@
       <w:r>
         <w:t xml:space="preserve"> — modifié — </w:t>
       </w:r>
-      <w:hyperlink w:history="1" r:id="rId037bkoclaativaut_sigx">
+      <w:hyperlink w:history="1" r:id="rIdsgfonjqqo68hvcq1av2h6">
         <w:r>
           <w:rPr>
             <w:rStyle w:val="Hyperlink"/>
@@ -632,7 +632,7 @@
       <w:r>
         <w:t xml:space="preserve"> — modifié — </w:t>
       </w:r>
-      <w:hyperlink w:history="1" r:id="rId1gnjbnwrppstmaaim9sbh">
+      <w:hyperlink w:history="1" r:id="rId30_gmbx3064axrapx475l">
         <w:r>
           <w:rPr>
             <w:rStyle w:val="Hyperlink"/>
@@ -669,7 +669,7 @@
       <w:r>
         <w:t xml:space="preserve"> — modifié — </w:t>
       </w:r>
-      <w:hyperlink w:history="1" r:id="rIdomti0tcknimnnhw0juquj">
+      <w:hyperlink w:history="1" r:id="rIdcf-f5hcxny8748joo-1k6">
         <w:r>
           <w:rPr>
             <w:rStyle w:val="Hyperlink"/>
@@ -706,7 +706,7 @@
       <w:r>
         <w:t xml:space="preserve"> — modifié — </w:t>
       </w:r>
-      <w:hyperlink w:history="1" r:id="rIdvfgexi_2jfmir8gtrcul8">
+      <w:hyperlink w:history="1" r:id="rIdueeine0a5vdm_7tf_g0p5">
         <w:r>
           <w:rPr>
             <w:rStyle w:val="Hyperlink"/>
@@ -735,7 +735,7 @@
       <w:r>
         <w:t xml:space="preserve"> — créé — </w:t>
       </w:r>
-      <w:hyperlink w:history="1" r:id="rIdx0wyfj0tk9uwju2l5cxxs">
+      <w:hyperlink w:history="1" r:id="rId5be0te2v-zxijqospopkf">
         <w:r>
           <w:rPr>
             <w:rStyle w:val="Hyperlink"/>
@@ -764,7 +764,7 @@
       <w:r>
         <w:t xml:space="preserve"> — modifié — </w:t>
       </w:r>
-      <w:hyperlink w:history="1" r:id="rId-ojme5ycqipldcsy8g_p7">
+      <w:hyperlink w:history="1" r:id="rId-maqx67sig6qa4etbcd1c">
         <w:r>
           <w:rPr>
             <w:rStyle w:val="Hyperlink"/>
@@ -793,7 +793,7 @@
       <w:r>
         <w:t xml:space="preserve"> — modifié — </w:t>
       </w:r>
-      <w:hyperlink w:history="1" r:id="rId5hevab4v-handjcbyjhrx">
+      <w:hyperlink w:history="1" r:id="rIdkdj7i1beu5m0oco6npxav">
         <w:r>
           <w:rPr>
             <w:rStyle w:val="Hyperlink"/>
@@ -822,7 +822,7 @@
       <w:r>
         <w:t xml:space="preserve"> — modifié — </w:t>
       </w:r>
-      <w:hyperlink w:history="1" r:id="rIdlta_fnqrdifzgx49sbg77">
+      <w:hyperlink w:history="1" r:id="rIdxft3sdlecnxaeztwu0lqs">
         <w:r>
           <w:rPr>
             <w:rStyle w:val="Hyperlink"/>
@@ -851,7 +851,7 @@
       <w:r>
         <w:t xml:space="preserve"> — modifié — </w:t>
       </w:r>
-      <w:hyperlink w:history="1" r:id="rIdf28q3an-vf3ovwcfpc23i">
+      <w:hyperlink w:history="1" r:id="rIdhcrjmoyclnt1sh8kfvdmm">
         <w:r>
           <w:rPr>
             <w:rStyle w:val="Hyperlink"/>
@@ -880,7 +880,7 @@
       <w:r>
         <w:t xml:space="preserve"> — modifié — </w:t>
       </w:r>
-      <w:hyperlink w:history="1" r:id="rId_fperethszrs7vi0qlh4r">
+      <w:hyperlink w:history="1" r:id="rIdwod6pvreqyh8g3adilsnc">
         <w:r>
           <w:rPr>
             <w:rStyle w:val="Hyperlink"/>
@@ -909,7 +909,7 @@
       <w:r>
         <w:t xml:space="preserve"> — modifié — </w:t>
       </w:r>
-      <w:hyperlink w:history="1" r:id="rId7bfnvgliqzp_x0tmhoxvx">
+      <w:hyperlink w:history="1" r:id="rId8hw1p8ykw1ozrgwm-ber3">
         <w:r>
           <w:rPr>
             <w:rStyle w:val="Hyperlink"/>
@@ -938,7 +938,7 @@
       <w:r>
         <w:t xml:space="preserve"> — modifié — </w:t>
       </w:r>
-      <w:hyperlink w:history="1" r:id="rId0icxdyp_6jhwmxabude1_">
+      <w:hyperlink w:history="1" r:id="rIdgm-dukx8mqdsrixdz7j7a">
         <w:r>
           <w:rPr>
             <w:rStyle w:val="Hyperlink"/>
@@ -967,7 +967,7 @@
       <w:r>
         <w:t xml:space="preserve"> — modifié — </w:t>
       </w:r>
-      <w:hyperlink w:history="1" r:id="rIdmodh5j3jhgygslx5fxal-">
+      <w:hyperlink w:history="1" r:id="rIdkuhmz0yab_wudt1yjblut">
         <w:r>
           <w:rPr>
             <w:rStyle w:val="Hyperlink"/>
@@ -996,7 +996,7 @@
       <w:r>
         <w:t xml:space="preserve"> — modifié — </w:t>
       </w:r>
-      <w:hyperlink w:history="1" r:id="rIdbgukiwx3pt4zmu8hmmlbk">
+      <w:hyperlink w:history="1" r:id="rIdzfdk1i1cghld-mmtz65ar">
         <w:r>
           <w:rPr>
             <w:rStyle w:val="Hyperlink"/>
@@ -1025,7 +1025,7 @@
       <w:r>
         <w:t xml:space="preserve"> — modifié — </w:t>
       </w:r>
-      <w:hyperlink w:history="1" r:id="rIdb6_-jotx0s49tltzlqusc">
+      <w:hyperlink w:history="1" r:id="rIdbif-t6apuo6tvkrkz4m6a">
         <w:r>
           <w:rPr>
             <w:rStyle w:val="Hyperlink"/>
@@ -1054,7 +1054,7 @@
       <w:r>
         <w:t xml:space="preserve"> — créé — </w:t>
       </w:r>
-      <w:hyperlink w:history="1" r:id="rIdt5bfbm4ce57xlpots8gla">
+      <w:hyperlink w:history="1" r:id="rId7co2ra8rwxg8h4gptasbl">
         <w:r>
           <w:rPr>
             <w:rStyle w:val="Hyperlink"/>
@@ -1091,7 +1091,7 @@
       <w:r>
         <w:t xml:space="preserve"> — créé — </w:t>
       </w:r>
-      <w:hyperlink w:history="1" r:id="rIdzc7qkvl9ywz84_cks1wqy">
+      <w:hyperlink w:history="1" r:id="rIdi5yvuobarhk4gaycteowe">
         <w:r>
           <w:rPr>
             <w:rStyle w:val="Hyperlink"/>
@@ -1128,7 +1128,7 @@
       <w:r>
         <w:t xml:space="preserve"> — créé — </w:t>
       </w:r>
-      <w:hyperlink w:history="1" r:id="rIdlwbd5wwghznetnr4e0mez">
+      <w:hyperlink w:history="1" r:id="rIdir76qbzycav_xtlruz5yi">
         <w:r>
           <w:rPr>
             <w:rStyle w:val="Hyperlink"/>
@@ -1157,7 +1157,7 @@
       <w:r>
         <w:t xml:space="preserve"> — créé — </w:t>
       </w:r>
-      <w:hyperlink w:history="1" r:id="rIdz_e24plqmd3nontgel8ep">
+      <w:hyperlink w:history="1" r:id="rIdxwlj_pj81jplvyzgax6qi">
         <w:r>
           <w:rPr>
             <w:rStyle w:val="Hyperlink"/>
@@ -1186,7 +1186,7 @@
       <w:r>
         <w:t xml:space="preserve"> — modifié — </w:t>
       </w:r>
-      <w:hyperlink w:history="1" r:id="rId5j-ylyzj3i0eylktwrieq">
+      <w:hyperlink w:history="1" r:id="rIdl80rk7sfm7eihztgcqshj">
         <w:r>
           <w:rPr>
             <w:rStyle w:val="Hyperlink"/>
@@ -1215,7 +1215,7 @@
       <w:r>
         <w:t xml:space="preserve"> — modifié — </w:t>
       </w:r>
-      <w:hyperlink w:history="1" r:id="rId4adbvpw87xbimb3xnuwit">
+      <w:hyperlink w:history="1" r:id="rIdfnkqr-9hgbvoj7gf7muyu">
         <w:r>
           <w:rPr>
             <w:rStyle w:val="Hyperlink"/>
@@ -1252,7 +1252,7 @@
       <w:r>
         <w:t xml:space="preserve"> — modifié — </w:t>
       </w:r>
-      <w:hyperlink w:history="1" r:id="rIdpsxqhf94f6p_sra9uwbmo">
+      <w:hyperlink w:history="1" r:id="rIdagfm7t2alq6j47ye6x3sj">
         <w:r>
           <w:rPr>
             <w:rStyle w:val="Hyperlink"/>

--- a/docs/developpement/phases/word/PHASE_49_AUDITS_DU_2026_10_05_CLAUDE_PUIS_CODEX_ET_CORRECTIONS.docx
+++ b/docs/developpement/phases/word/PHASE_49_AUDITS_DU_2026_10_05_CLAUDE_PUIS_CODEX_ET_CORRECTIONS.docx
@@ -20,7 +20,7 @@
       <w:r>
         <w:t xml:space="preserve">FlaiX Expert · dossier de développement · généré le 2026-10-25 depuis le dépôt </w:t>
       </w:r>
-      <w:hyperlink w:history="1" r:id="rIdwmkn7sctmgqpmiqzjkafg">
+      <w:hyperlink w:history="1" r:id="rIddf-6a0ha2zbirvst3sx3j">
         <w:r>
           <w:rPr>
             <w:rStyle w:val="Hyperlink"/>
@@ -362,7 +362,7 @@
           <w:numId w:val="2"/>
         </w:numPr>
       </w:pPr>
-      <w:hyperlink w:history="1" r:id="rIdkvcjhsjajlgki_mi98psr">
+      <w:hyperlink w:history="1" r:id="rIds5-w0pfdc_dwomopsdhgo">
         <w:r>
           <w:rPr>
             <w:rStyle w:val="Hyperlink"/>
@@ -382,7 +382,7 @@
           <w:numId w:val="2"/>
         </w:numPr>
       </w:pPr>
-      <w:hyperlink w:history="1" r:id="rIdtqytbs2br86xjxmq73wsh">
+      <w:hyperlink w:history="1" r:id="rIdmnwzrqmjkv3desmamtvpq">
         <w:r>
           <w:rPr>
             <w:rStyle w:val="Hyperlink"/>
@@ -402,7 +402,7 @@
           <w:numId w:val="2"/>
         </w:numPr>
       </w:pPr>
-      <w:hyperlink w:history="1" r:id="rIdb7hh88dvjrnaqcaon3za_">
+      <w:hyperlink w:history="1" r:id="rIdg6ogtlh1lssahsonusg5y">
         <w:r>
           <w:rPr>
             <w:rStyle w:val="Hyperlink"/>
@@ -450,7 +450,7 @@
       <w:r>
         <w:t xml:space="preserve"> — créé — </w:t>
       </w:r>
-      <w:hyperlink w:history="1" r:id="rIdeevez5uwzqa01mcsu1vun">
+      <w:hyperlink w:history="1" r:id="rIdxa023qojfp3vohog9wsya">
         <w:r>
           <w:rPr>
             <w:rStyle w:val="Hyperlink"/>
@@ -479,7 +479,7 @@
       <w:r>
         <w:t xml:space="preserve"> — créé — </w:t>
       </w:r>
-      <w:hyperlink w:history="1" r:id="rIdpifdhm1i8erahykpksquz">
+      <w:hyperlink w:history="1" r:id="rIduucmqcfgoqy--hqlpw7jv">
         <w:r>
           <w:rPr>
             <w:rStyle w:val="Hyperlink"/>
@@ -516,7 +516,7 @@
       <w:r>
         <w:t xml:space="preserve"> — modifié — </w:t>
       </w:r>
-      <w:hyperlink w:history="1" r:id="rId_uklxjteoc3uzvlhvccov">
+      <w:hyperlink w:history="1" r:id="rIdpor3ho-jjxltitmvqgazx">
         <w:r>
           <w:rPr>
             <w:rStyle w:val="Hyperlink"/>
@@ -545,7 +545,7 @@
       <w:r>
         <w:t xml:space="preserve"> — modifié — </w:t>
       </w:r>
-      <w:hyperlink w:history="1" r:id="rIdhsqo2xpkeqn4h8lsooj3x">
+      <w:hyperlink w:history="1" r:id="rIdrtdyeqjmp_i13zldszjpi">
         <w:r>
           <w:rPr>
             <w:rStyle w:val="Hyperlink"/>
@@ -574,7 +574,7 @@
       <w:r>
         <w:t xml:space="preserve"> — modifié — </w:t>
       </w:r>
-      <w:hyperlink w:history="1" r:id="rIdxwkvp7tzioqg8taidzy_y">
+      <w:hyperlink w:history="1" r:id="rIdfxjimfe8nshgn34onr-iu">
         <w:r>
           <w:rPr>
             <w:rStyle w:val="Hyperlink"/>
@@ -603,7 +603,7 @@
       <w:r>
         <w:t xml:space="preserve"> — modifié — </w:t>
       </w:r>
-      <w:hyperlink w:history="1" r:id="rIdsgfonjqqo68hvcq1av2h6">
+      <w:hyperlink w:history="1" r:id="rId4m-r3my96mjoey7a6iats">
         <w:r>
           <w:rPr>
             <w:rStyle w:val="Hyperlink"/>
@@ -632,7 +632,7 @@
       <w:r>
         <w:t xml:space="preserve"> — modifié — </w:t>
       </w:r>
-      <w:hyperlink w:history="1" r:id="rId30_gmbx3064axrapx475l">
+      <w:hyperlink w:history="1" r:id="rIdw7s4w0jypvdsihtp6akoq">
         <w:r>
           <w:rPr>
             <w:rStyle w:val="Hyperlink"/>
@@ -669,7 +669,7 @@
       <w:r>
         <w:t xml:space="preserve"> — modifié — </w:t>
       </w:r>
-      <w:hyperlink w:history="1" r:id="rIdcf-f5hcxny8748joo-1k6">
+      <w:hyperlink w:history="1" r:id="rIdyi7hpijpnhia6s2stwjcn">
         <w:r>
           <w:rPr>
             <w:rStyle w:val="Hyperlink"/>
@@ -706,7 +706,7 @@
       <w:r>
         <w:t xml:space="preserve"> — modifié — </w:t>
       </w:r>
-      <w:hyperlink w:history="1" r:id="rIdueeine0a5vdm_7tf_g0p5">
+      <w:hyperlink w:history="1" r:id="rId6e73exh9us1ppihbepy8p">
         <w:r>
           <w:rPr>
             <w:rStyle w:val="Hyperlink"/>
@@ -735,7 +735,7 @@
       <w:r>
         <w:t xml:space="preserve"> — créé — </w:t>
       </w:r>
-      <w:hyperlink w:history="1" r:id="rId5be0te2v-zxijqospopkf">
+      <w:hyperlink w:history="1" r:id="rId5rdgmx029qtr6yla3qr6g">
         <w:r>
           <w:rPr>
             <w:rStyle w:val="Hyperlink"/>
@@ -764,7 +764,7 @@
       <w:r>
         <w:t xml:space="preserve"> — modifié — </w:t>
       </w:r>
-      <w:hyperlink w:history="1" r:id="rId-maqx67sig6qa4etbcd1c">
+      <w:hyperlink w:history="1" r:id="rIduvbmkappydis7sdgul1ut">
         <w:r>
           <w:rPr>
             <w:rStyle w:val="Hyperlink"/>
@@ -793,7 +793,7 @@
       <w:r>
         <w:t xml:space="preserve"> — modifié — </w:t>
       </w:r>
-      <w:hyperlink w:history="1" r:id="rIdkdj7i1beu5m0oco6npxav">
+      <w:hyperlink w:history="1" r:id="rIdmn1spufvvgzbxnuflmhuw">
         <w:r>
           <w:rPr>
             <w:rStyle w:val="Hyperlink"/>
@@ -822,7 +822,7 @@
       <w:r>
         <w:t xml:space="preserve"> — modifié — </w:t>
       </w:r>
-      <w:hyperlink w:history="1" r:id="rIdxft3sdlecnxaeztwu0lqs">
+      <w:hyperlink w:history="1" r:id="rIdjezkm7rkoowg0m-7n7qdd">
         <w:r>
           <w:rPr>
             <w:rStyle w:val="Hyperlink"/>
@@ -851,7 +851,7 @@
       <w:r>
         <w:t xml:space="preserve"> — modifié — </w:t>
       </w:r>
-      <w:hyperlink w:history="1" r:id="rIdhcrjmoyclnt1sh8kfvdmm">
+      <w:hyperlink w:history="1" r:id="rId5licnp02qkdzlzvwtp-nw">
         <w:r>
           <w:rPr>
             <w:rStyle w:val="Hyperlink"/>
@@ -880,7 +880,7 @@
       <w:r>
         <w:t xml:space="preserve"> — modifié — </w:t>
       </w:r>
-      <w:hyperlink w:history="1" r:id="rIdwod6pvreqyh8g3adilsnc">
+      <w:hyperlink w:history="1" r:id="rIdof983zs8vl7qyt0sjrgaf">
         <w:r>
           <w:rPr>
             <w:rStyle w:val="Hyperlink"/>
@@ -909,7 +909,7 @@
       <w:r>
         <w:t xml:space="preserve"> — modifié — </w:t>
       </w:r>
-      <w:hyperlink w:history="1" r:id="rId8hw1p8ykw1ozrgwm-ber3">
+      <w:hyperlink w:history="1" r:id="rId8w5msqpkkuw4mluy5isuh">
         <w:r>
           <w:rPr>
             <w:rStyle w:val="Hyperlink"/>
@@ -938,7 +938,7 @@
       <w:r>
         <w:t xml:space="preserve"> — modifié — </w:t>
       </w:r>
-      <w:hyperlink w:history="1" r:id="rIdgm-dukx8mqdsrixdz7j7a">
+      <w:hyperlink w:history="1" r:id="rIdrqtatxw-phnpvkdnq-7-b">
         <w:r>
           <w:rPr>
             <w:rStyle w:val="Hyperlink"/>
@@ -967,7 +967,7 @@
       <w:r>
         <w:t xml:space="preserve"> — modifié — </w:t>
       </w:r>
-      <w:hyperlink w:history="1" r:id="rIdkuhmz0yab_wudt1yjblut">
+      <w:hyperlink w:history="1" r:id="rIdgt5amox-wm0eeuw68motb">
         <w:r>
           <w:rPr>
             <w:rStyle w:val="Hyperlink"/>
@@ -996,7 +996,7 @@
       <w:r>
         <w:t xml:space="preserve"> — modifié — </w:t>
       </w:r>
-      <w:hyperlink w:history="1" r:id="rIdzfdk1i1cghld-mmtz65ar">
+      <w:hyperlink w:history="1" r:id="rIdt_wpe5k2yezegbja6fzx4">
         <w:r>
           <w:rPr>
             <w:rStyle w:val="Hyperlink"/>
@@ -1025,7 +1025,7 @@
       <w:r>
         <w:t xml:space="preserve"> — modifié — </w:t>
       </w:r>
-      <w:hyperlink w:history="1" r:id="rIdbif-t6apuo6tvkrkz4m6a">
+      <w:hyperlink w:history="1" r:id="rId1lmliamjbunjydvo5po03">
         <w:r>
           <w:rPr>
             <w:rStyle w:val="Hyperlink"/>
@@ -1054,7 +1054,7 @@
       <w:r>
         <w:t xml:space="preserve"> — créé — </w:t>
       </w:r>
-      <w:hyperlink w:history="1" r:id="rId7co2ra8rwxg8h4gptasbl">
+      <w:hyperlink w:history="1" r:id="rIdemv5lnyqphhuysqgckvor">
         <w:r>
           <w:rPr>
             <w:rStyle w:val="Hyperlink"/>
@@ -1091,7 +1091,7 @@
       <w:r>
         <w:t xml:space="preserve"> — créé — </w:t>
       </w:r>
-      <w:hyperlink w:history="1" r:id="rIdi5yvuobarhk4gaycteowe">
+      <w:hyperlink w:history="1" r:id="rId19_czgngrcwlxqiq5ib_c">
         <w:r>
           <w:rPr>
             <w:rStyle w:val="Hyperlink"/>
@@ -1128,7 +1128,7 @@
       <w:r>
         <w:t xml:space="preserve"> — créé — </w:t>
       </w:r>
-      <w:hyperlink w:history="1" r:id="rIdir76qbzycav_xtlruz5yi">
+      <w:hyperlink w:history="1" r:id="rIdkhhzswsc0exrmdxtmjjhr">
         <w:r>
           <w:rPr>
             <w:rStyle w:val="Hyperlink"/>
@@ -1157,7 +1157,7 @@
       <w:r>
         <w:t xml:space="preserve"> — créé — </w:t>
       </w:r>
-      <w:hyperlink w:history="1" r:id="rIdxwlj_pj81jplvyzgax6qi">
+      <w:hyperlink w:history="1" r:id="rIdtt6uxe51y7zuphv2und12">
         <w:r>
           <w:rPr>
             <w:rStyle w:val="Hyperlink"/>
@@ -1186,7 +1186,7 @@
       <w:r>
         <w:t xml:space="preserve"> — modifié — </w:t>
       </w:r>
-      <w:hyperlink w:history="1" r:id="rIdl80rk7sfm7eihztgcqshj">
+      <w:hyperlink w:history="1" r:id="rIdjv4y_t1k0dwp0sv4c0zf0">
         <w:r>
           <w:rPr>
             <w:rStyle w:val="Hyperlink"/>
@@ -1215,7 +1215,7 @@
       <w:r>
         <w:t xml:space="preserve"> — modifié — </w:t>
       </w:r>
-      <w:hyperlink w:history="1" r:id="rIdfnkqr-9hgbvoj7gf7muyu">
+      <w:hyperlink w:history="1" r:id="rIdopr171girvped6buy-9v3">
         <w:r>
           <w:rPr>
             <w:rStyle w:val="Hyperlink"/>
@@ -1252,7 +1252,7 @@
       <w:r>
         <w:t xml:space="preserve"> — modifié — </w:t>
       </w:r>
-      <w:hyperlink w:history="1" r:id="rIdagfm7t2alq6j47ye6x3sj">
+      <w:hyperlink w:history="1" r:id="rIdkwzyrtuazhftltrkmh1ys">
         <w:r>
           <w:rPr>
             <w:rStyle w:val="Hyperlink"/>
